--- a/using System;.docx
+++ b/using System;.docx
@@ -209,7 +209,7 @@
           <w:sz w:val="28"/>
           <w:u w:color="auto"/>
         </w:rPr>
-        <w:t>        // Change to true only after reviewing the preview report.</w:t>
+        <w:t>        // SAFETY: false = preview only; true = delete extra states.</w:t>
       </w:r>
       <w:r>
         <w:rPr>
@@ -277,7 +277,7 @@
           <w:sz w:val="28"/>
           <w:u w:color="auto"/>
         </w:rPr>
-        <w:t>        private static string OutputFolder =</w:t>
+        <w:t>        private static readonly string OutputFolder =</w:t>
       </w:r>
       <w:r>
         <w:rPr>
@@ -335,7 +335,7 @@
           <w:sz w:val="28"/>
           <w:u w:color="auto"/>
         </w:rPr>
-        <w:t>        private static string ReportPath =</w:t>
+        <w:t>        private static readonly string ReportPath =</w:t>
       </w:r>
       <w:r>
         <w:rPr>
@@ -434,6 +434,8 @@
         <w:t>﻿</w:t>
         <w:cr/>
         <w:t/>
+        <w:cr/>
+        <w:t/>
       </w:r>
       <w:r>
         <w:rPr>
@@ -475,23 +477,57 @@
           <w:sz w:val="28"/>
           <w:u w:color="auto"/>
         </w:rPr>
-        <w:t>                "SourceFile,OutputFile,ActiveState," +</w:t>
-      </w:r>
-      <w:r>
-        <w:rPr>
-          <w:u w:color="auto"/>
-        </w:rPr>
-        <w:t>﻿</w:t>
-        <w:cr/>
-        <w:t/>
-      </w:r>
-      <w:r>
-        <w:rPr>
-          <w:rFonts w:eastAsia="微软雅黑" w:ascii="微软雅黑" w:hAnsi="微软雅黑" w:cs="微软雅黑"/>
-          <w:sz w:val="28"/>
-          <w:u w:color="auto"/>
-        </w:rPr>
-        <w:t>                "Before,Deleted,After,Status,Details");</w:t>
+        <w:t>                "SourceFile,OutputFile,KeptStates,Before,Deleted,After,Status,Details");</w:t>
+      </w:r>
+      <w:r>
+        <w:rPr>
+          <w:u w:color="auto"/>
+        </w:rPr>
+        <w:t>﻿</w:t>
+        <w:cr/>
+        <w:t/>
+        <w:cr/>
+        <w:t/>
+      </w:r>
+      <w:r>
+        <w:rPr>
+          <w:rFonts w:eastAsia="微软雅黑" w:ascii="微软雅黑" w:hAnsi="微软雅黑" w:cs="微软雅黑"/>
+          <w:sz w:val="28"/>
+          <w:u w:color="auto"/>
+        </w:rPr>
+        <w:t>            int processed = 0;</w:t>
+      </w:r>
+      <w:r>
+        <w:rPr>
+          <w:u w:color="auto"/>
+        </w:rPr>
+        <w:t>﻿</w:t>
+        <w:cr/>
+        <w:t/>
+      </w:r>
+      <w:r>
+        <w:rPr>
+          <w:rFonts w:eastAsia="微软雅黑" w:ascii="微软雅黑" w:hAnsi="微软雅黑" w:cs="微软雅黑"/>
+          <w:sz w:val="28"/>
+          <w:u w:color="auto"/>
+        </w:rPr>
+        <w:t>            int skipped = 0;</w:t>
+      </w:r>
+      <w:r>
+        <w:rPr>
+          <w:u w:color="auto"/>
+        </w:rPr>
+        <w:t>﻿</w:t>
+        <w:cr/>
+        <w:t/>
+      </w:r>
+      <w:r>
+        <w:rPr>
+          <w:rFonts w:eastAsia="微软雅黑" w:ascii="微软雅黑" w:hAnsi="微软雅黑" w:cs="微软雅黑"/>
+          <w:sz w:val="28"/>
+          <w:u w:color="auto"/>
+        </w:rPr>
+        <w:t>            int failed = 0;</w:t>
       </w:r>
       <w:r>
         <w:rPr>
@@ -573,7 +609,23 @@
           <w:sz w:val="28"/>
           <w:u w:color="auto"/>
         </w:rPr>
-        <w:t>                    Console.WriteLine("ERROR: Input folder not found.");</w:t>
+        <w:t>                    Console.WriteLine("Input folder not found:");</w:t>
+      </w:r>
+      <w:r>
+        <w:rPr>
+          <w:u w:color="auto"/>
+        </w:rPr>
+        <w:t>﻿</w:t>
+        <w:cr/>
+        <w:t/>
+      </w:r>
+      <w:r>
+        <w:rPr>
+          <w:rFonts w:eastAsia="微软雅黑" w:ascii="微软雅黑" w:hAnsi="微软雅黑" w:cs="微软雅黑"/>
+          <w:sz w:val="28"/>
+          <w:u w:color="auto"/>
+        </w:rPr>
+        <w:t>                    Console.WriteLine(InputFolder);</w:t>
       </w:r>
       <w:r>
         <w:rPr>
@@ -675,88 +727,6 @@
           <w:sz w:val="28"/>
           <w:u w:color="auto"/>
         </w:rPr>
-        <w:t>                Console.WriteLine("Connected to Autodesk Inventor.");</w:t>
-      </w:r>
-      <w:r>
-        <w:rPr>
-          <w:u w:color="auto"/>
-        </w:rPr>
-        <w:t>﻿</w:t>
-        <w:cr/>
-        <w:t/>
-      </w:r>
-      <w:r>
-        <w:rPr>
-          <w:rFonts w:eastAsia="微软雅黑" w:ascii="微软雅黑" w:hAnsi="微软雅黑" w:cs="微软雅黑"/>
-          <w:sz w:val="28"/>
-          <w:u w:color="auto"/>
-        </w:rPr>
-        <w:t>                Console.WriteLine("Input: " + InputFolder);</w:t>
-      </w:r>
-      <w:r>
-        <w:rPr>
-          <w:u w:color="auto"/>
-        </w:rPr>
-        <w:t>﻿</w:t>
-        <w:cr/>
-        <w:t/>
-      </w:r>
-      <w:r>
-        <w:rPr>
-          <w:rFonts w:eastAsia="微软雅黑" w:ascii="微软雅黑" w:hAnsi="微软雅黑" w:cs="微软雅黑"/>
-          <w:sz w:val="28"/>
-          <w:u w:color="auto"/>
-        </w:rPr>
-        <w:t>                Console.WriteLine("Output: " + OutputFolder);</w:t>
-      </w:r>
-      <w:r>
-        <w:rPr>
-          <w:u w:color="auto"/>
-        </w:rPr>
-        <w:t>﻿</w:t>
-        <w:cr/>
-        <w:t/>
-      </w:r>
-      <w:r>
-        <w:rPr>
-          <w:rFonts w:eastAsia="微软雅黑" w:ascii="微软雅黑" w:hAnsi="微软雅黑" w:cs="微软雅黑"/>
-          <w:sz w:val="28"/>
-          <w:u w:color="auto"/>
-        </w:rPr>
-        <w:t>                Console.WriteLine("Deletion enabled: " + EnableDeletion);</w:t>
-      </w:r>
-      <w:r>
-        <w:rPr>
-          <w:u w:color="auto"/>
-        </w:rPr>
-        <w:t>﻿</w:t>
-        <w:cr/>
-        <w:t/>
-      </w:r>
-      <w:r>
-        <w:rPr>
-          <w:rFonts w:eastAsia="微软雅黑" w:ascii="微软雅黑" w:hAnsi="微软雅黑" w:cs="微软雅黑"/>
-          <w:sz w:val="28"/>
-          <w:u w:color="auto"/>
-        </w:rPr>
-        <w:t>                Console.WriteLine();</w:t>
-      </w:r>
-      <w:r>
-        <w:rPr>
-          <w:u w:color="auto"/>
-        </w:rPr>
-        <w:t>﻿</w:t>
-        <w:cr/>
-        <w:t/>
-        <w:cr/>
-        <w:t/>
-      </w:r>
-      <w:r>
-        <w:rPr>
-          <w:rFonts w:eastAsia="微软雅黑" w:ascii="微软雅黑" w:hAnsi="微软雅黑" w:cs="微软雅黑"/>
-          <w:sz w:val="28"/>
-          <w:u w:color="auto"/>
-        </w:rPr>
         <w:t>                string[] files = Directory.GetFiles(</w:t>
       </w:r>
       <w:r>
@@ -773,57 +743,137 @@
           <w:sz w:val="28"/>
           <w:u w:color="auto"/>
         </w:rPr>
-        <w:t>                    InputFolder, "*.ipt", SearchOption.TopDirectoryOnly);</w:t>
-      </w:r>
-      <w:r>
-        <w:rPr>
-          <w:u w:color="auto"/>
-        </w:rPr>
-        <w:t>﻿</w:t>
-        <w:cr/>
-        <w:t/>
-        <w:cr/>
-        <w:t/>
-      </w:r>
-      <w:r>
-        <w:rPr>
-          <w:rFonts w:eastAsia="微软雅黑" w:ascii="微软雅黑" w:hAnsi="微软雅黑" w:cs="微软雅黑"/>
-          <w:sz w:val="28"/>
-          <w:u w:color="auto"/>
-        </w:rPr>
-        <w:t>                int processed = 0;</w:t>
-      </w:r>
-      <w:r>
-        <w:rPr>
-          <w:u w:color="auto"/>
-        </w:rPr>
-        <w:t>﻿</w:t>
-        <w:cr/>
-        <w:t/>
-      </w:r>
-      <w:r>
-        <w:rPr>
-          <w:rFonts w:eastAsia="微软雅黑" w:ascii="微软雅黑" w:hAnsi="微软雅黑" w:cs="微软雅黑"/>
-          <w:sz w:val="28"/>
-          <w:u w:color="auto"/>
-        </w:rPr>
-        <w:t>                int skipped = 0;</w:t>
-      </w:r>
-      <w:r>
-        <w:rPr>
-          <w:u w:color="auto"/>
-        </w:rPr>
-        <w:t>﻿</w:t>
-        <w:cr/>
-        <w:t/>
-      </w:r>
-      <w:r>
-        <w:rPr>
-          <w:rFonts w:eastAsia="微软雅黑" w:ascii="微软雅黑" w:hAnsi="微软雅黑" w:cs="微软雅黑"/>
-          <w:sz w:val="28"/>
-          <w:u w:color="auto"/>
-        </w:rPr>
-        <w:t>                int failed = 0;</w:t>
+        <w:t>                    InputFolder,</w:t>
+      </w:r>
+      <w:r>
+        <w:rPr>
+          <w:u w:color="auto"/>
+        </w:rPr>
+        <w:t>﻿</w:t>
+        <w:cr/>
+        <w:t/>
+      </w:r>
+      <w:r>
+        <w:rPr>
+          <w:rFonts w:eastAsia="微软雅黑" w:ascii="微软雅黑" w:hAnsi="微软雅黑" w:cs="微软雅黑"/>
+          <w:sz w:val="28"/>
+          <w:u w:color="auto"/>
+        </w:rPr>
+        <w:t>                    "*.ipt",</w:t>
+      </w:r>
+      <w:r>
+        <w:rPr>
+          <w:u w:color="auto"/>
+        </w:rPr>
+        <w:t>﻿</w:t>
+        <w:cr/>
+        <w:t/>
+      </w:r>
+      <w:r>
+        <w:rPr>
+          <w:rFonts w:eastAsia="微软雅黑" w:ascii="微软雅黑" w:hAnsi="微软雅黑" w:cs="微软雅黑"/>
+          <w:sz w:val="28"/>
+          <w:u w:color="auto"/>
+        </w:rPr>
+        <w:t>                    SearchOption.TopDirectoryOnly);</w:t>
+      </w:r>
+      <w:r>
+        <w:rPr>
+          <w:u w:color="auto"/>
+        </w:rPr>
+        <w:t>﻿</w:t>
+        <w:cr/>
+        <w:t/>
+        <w:cr/>
+        <w:t/>
+      </w:r>
+      <w:r>
+        <w:rPr>
+          <w:rFonts w:eastAsia="微软雅黑" w:ascii="微软雅黑" w:hAnsi="微软雅黑" w:cs="微软雅黑"/>
+          <w:sz w:val="28"/>
+          <w:u w:color="auto"/>
+        </w:rPr>
+        <w:t>                Console.WriteLine("Inventor connected successfully.");</w:t>
+      </w:r>
+      <w:r>
+        <w:rPr>
+          <w:u w:color="auto"/>
+        </w:rPr>
+        <w:t>﻿</w:t>
+        <w:cr/>
+        <w:t/>
+      </w:r>
+      <w:r>
+        <w:rPr>
+          <w:rFonts w:eastAsia="微软雅黑" w:ascii="微软雅黑" w:hAnsi="微软雅黑" w:cs="微软雅黑"/>
+          <w:sz w:val="28"/>
+          <w:u w:color="auto"/>
+        </w:rPr>
+        <w:t>                Console.WriteLine("Files found: " + files.Length);</w:t>
+      </w:r>
+      <w:r>
+        <w:rPr>
+          <w:u w:color="auto"/>
+        </w:rPr>
+        <w:t>﻿</w:t>
+        <w:cr/>
+        <w:t/>
+      </w:r>
+      <w:r>
+        <w:rPr>
+          <w:rFonts w:eastAsia="微软雅黑" w:ascii="微软雅黑" w:hAnsi="微软雅黑" w:cs="微软雅黑"/>
+          <w:sz w:val="28"/>
+          <w:u w:color="auto"/>
+        </w:rPr>
+        <w:t>                Console.WriteLine(</w:t>
+      </w:r>
+      <w:r>
+        <w:rPr>
+          <w:u w:color="auto"/>
+        </w:rPr>
+        <w:t>﻿</w:t>
+        <w:cr/>
+        <w:t/>
+      </w:r>
+      <w:r>
+        <w:rPr>
+          <w:rFonts w:eastAsia="微软雅黑" w:ascii="微软雅黑" w:hAnsi="微软雅黑" w:cs="微软雅黑"/>
+          <w:sz w:val="28"/>
+          <w:u w:color="auto"/>
+        </w:rPr>
+        <w:t>                    EnableDeletion</w:t>
+      </w:r>
+      <w:r>
+        <w:rPr>
+          <w:u w:color="auto"/>
+        </w:rPr>
+        <w:t>﻿</w:t>
+        <w:cr/>
+        <w:t/>
+      </w:r>
+      <w:r>
+        <w:rPr>
+          <w:rFonts w:eastAsia="微软雅黑" w:ascii="微软雅黑" w:hAnsi="微软雅黑" w:cs="微软雅黑"/>
+          <w:sz w:val="28"/>
+          <w:u w:color="auto"/>
+        </w:rPr>
+        <w:t>                        ? "MODE: DELETION"</w:t>
+      </w:r>
+      <w:r>
+        <w:rPr>
+          <w:u w:color="auto"/>
+        </w:rPr>
+        <w:t>﻿</w:t>
+        <w:cr/>
+        <w:t/>
+      </w:r>
+      <w:r>
+        <w:rPr>
+          <w:rFonts w:eastAsia="微软雅黑" w:ascii="微软雅黑" w:hAnsi="微软雅黑" w:cs="微软雅黑"/>
+          <w:sz w:val="28"/>
+          <w:u w:color="auto"/>
+        </w:rPr>
+        <w:t>                        : "MODE: PREVIEW ONLY");</w:t>
       </w:r>
       <w:r>
         <w:rPr>
@@ -914,41 +964,7 @@
           <w:sz w:val="28"/>
           <w:u w:color="auto"/>
         </w:rPr>
-        <w:t>                        OutputFolder, Path.GetFileName(sourcePath));</w:t>
-      </w:r>
-      <w:r>
-        <w:rPr>
-          <w:u w:color="auto"/>
-        </w:rPr>
-        <w:t>﻿</w:t>
-        <w:cr/>
-        <w:t/>
-        <w:cr/>
-        <w:t/>
-      </w:r>
-      <w:r>
-        <w:rPr>
-          <w:rFonts w:eastAsia="微软雅黑" w:ascii="微软雅黑" w:hAnsi="微软雅黑" w:cs="微软雅黑"/>
-          <w:sz w:val="28"/>
-          <w:u w:color="auto"/>
-        </w:rPr>
-        <w:t>                    Console.WriteLine("----------------------------------------");</w:t>
-      </w:r>
-      <w:r>
-        <w:rPr>
-          <w:u w:color="auto"/>
-        </w:rPr>
-        <w:t>﻿</w:t>
-        <w:cr/>
-        <w:t/>
-      </w:r>
-      <w:r>
-        <w:rPr>
-          <w:rFonts w:eastAsia="微软雅黑" w:ascii="微软雅黑" w:hAnsi="微软雅黑" w:cs="微软雅黑"/>
-          <w:sz w:val="28"/>
-          <w:u w:color="auto"/>
-        </w:rPr>
-        <w:t>                    Console.WriteLine("File: " +</w:t>
+        <w:t>                        OutputFolder,</w:t>
       </w:r>
       <w:r>
         <w:rPr>
@@ -982,7 +998,159 @@
           <w:sz w:val="28"/>
           <w:u w:color="auto"/>
         </w:rPr>
-        <w:t>                    if (File.Exists(outputPath))</w:t>
+        <w:t>                    Document doc = null;</w:t>
+      </w:r>
+      <w:r>
+        <w:rPr>
+          <w:u w:color="auto"/>
+        </w:rPr>
+        <w:t>﻿</w:t>
+        <w:cr/>
+        <w:t/>
+      </w:r>
+      <w:r>
+        <w:rPr>
+          <w:rFonts w:eastAsia="微软雅黑" w:ascii="微软雅黑" w:hAnsi="微软雅黑" w:cs="微软雅黑"/>
+          <w:sz w:val="28"/>
+          <w:u w:color="auto"/>
+        </w:rPr>
+        <w:t>                    bool outputCreated = false;</w:t>
+      </w:r>
+      <w:r>
+        <w:rPr>
+          <w:u w:color="auto"/>
+        </w:rPr>
+        <w:t>﻿</w:t>
+        <w:cr/>
+        <w:t/>
+        <w:cr/>
+        <w:t/>
+      </w:r>
+      <w:r>
+        <w:rPr>
+          <w:rFonts w:eastAsia="微软雅黑" w:ascii="微软雅黑" w:hAnsi="微软雅黑" w:cs="微软雅黑"/>
+          <w:sz w:val="28"/>
+          <w:u w:color="auto"/>
+        </w:rPr>
+        <w:t>                    string fileName = Path.GetFileName(sourcePath);</w:t>
+      </w:r>
+      <w:r>
+        <w:rPr>
+          <w:u w:color="auto"/>
+        </w:rPr>
+        <w:t>﻿</w:t>
+        <w:cr/>
+        <w:t/>
+        <w:cr/>
+        <w:t/>
+      </w:r>
+      <w:r>
+        <w:rPr>
+          <w:rFonts w:eastAsia="微软雅黑" w:ascii="微软雅黑" w:hAnsi="微软雅黑" w:cs="微软雅黑"/>
+          <w:sz w:val="28"/>
+          <w:u w:color="auto"/>
+        </w:rPr>
+        <w:t>                    int before = 0;</w:t>
+      </w:r>
+      <w:r>
+        <w:rPr>
+          <w:u w:color="auto"/>
+        </w:rPr>
+        <w:t>﻿</w:t>
+        <w:cr/>
+        <w:t/>
+      </w:r>
+      <w:r>
+        <w:rPr>
+          <w:rFonts w:eastAsia="微软雅黑" w:ascii="微软雅黑" w:hAnsi="微软雅黑" w:cs="微软雅黑"/>
+          <w:sz w:val="28"/>
+          <w:u w:color="auto"/>
+        </w:rPr>
+        <w:t>                    int deleted = 0;</w:t>
+      </w:r>
+      <w:r>
+        <w:rPr>
+          <w:u w:color="auto"/>
+        </w:rPr>
+        <w:t>﻿</w:t>
+        <w:cr/>
+        <w:t/>
+      </w:r>
+      <w:r>
+        <w:rPr>
+          <w:rFonts w:eastAsia="微软雅黑" w:ascii="微软雅黑" w:hAnsi="微软雅黑" w:cs="微软雅黑"/>
+          <w:sz w:val="28"/>
+          <w:u w:color="auto"/>
+        </w:rPr>
+        <w:t>                    int after = 0;</w:t>
+      </w:r>
+      <w:r>
+        <w:rPr>
+          <w:u w:color="auto"/>
+        </w:rPr>
+        <w:t>﻿</w:t>
+        <w:cr/>
+        <w:t/>
+        <w:cr/>
+        <w:t/>
+      </w:r>
+      <w:r>
+        <w:rPr>
+          <w:rFonts w:eastAsia="微软雅黑" w:ascii="微软雅黑" w:hAnsi="微软雅黑" w:cs="微软雅黑"/>
+          <w:sz w:val="28"/>
+          <w:u w:color="auto"/>
+        </w:rPr>
+        <w:t>                    string keptStates = "";</w:t>
+      </w:r>
+      <w:r>
+        <w:rPr>
+          <w:u w:color="auto"/>
+        </w:rPr>
+        <w:t>﻿</w:t>
+        <w:cr/>
+        <w:t/>
+      </w:r>
+      <w:r>
+        <w:rPr>
+          <w:rFonts w:eastAsia="微软雅黑" w:ascii="微软雅黑" w:hAnsi="微软雅黑" w:cs="微软雅黑"/>
+          <w:sz w:val="28"/>
+          <w:u w:color="auto"/>
+        </w:rPr>
+        <w:t>                    string status = "";</w:t>
+      </w:r>
+      <w:r>
+        <w:rPr>
+          <w:u w:color="auto"/>
+        </w:rPr>
+        <w:t>﻿</w:t>
+        <w:cr/>
+        <w:t/>
+      </w:r>
+      <w:r>
+        <w:rPr>
+          <w:rFonts w:eastAsia="微软雅黑" w:ascii="微软雅黑" w:hAnsi="微软雅黑" w:cs="微软雅黑"/>
+          <w:sz w:val="28"/>
+          <w:u w:color="auto"/>
+        </w:rPr>
+        <w:t>                    string details = "";</w:t>
+      </w:r>
+      <w:r>
+        <w:rPr>
+          <w:u w:color="auto"/>
+        </w:rPr>
+        <w:t>﻿</w:t>
+        <w:cr/>
+        <w:t/>
+        <w:cr/>
+        <w:t/>
+      </w:r>
+      <w:r>
+        <w:rPr>
+          <w:rFonts w:eastAsia="微软雅黑" w:ascii="微软雅黑" w:hAnsi="微软雅黑" w:cs="微软雅黑"/>
+          <w:sz w:val="28"/>
+          <w:u w:color="auto"/>
+        </w:rPr>
+        <w:t>                    try</w:t>
       </w:r>
       <w:r>
         <w:rPr>
@@ -1014,207 +1182,255 @@
           <w:sz w:val="28"/>
           <w:u w:color="auto"/>
         </w:rPr>
-        <w:t>                        Console.WriteLine(</w:t>
-      </w:r>
-      <w:r>
-        <w:rPr>
-          <w:u w:color="auto"/>
-        </w:rPr>
-        <w:t>﻿</w:t>
-        <w:cr/>
-        <w:t/>
-      </w:r>
-      <w:r>
-        <w:rPr>
-          <w:rFonts w:eastAsia="微软雅黑" w:ascii="微软雅黑" w:hAnsi="微软雅黑" w:cs="微软雅黑"/>
-          <w:sz w:val="28"/>
-          <w:u w:color="auto"/>
-        </w:rPr>
-        <w:t>                            "SKIPPED: Output file already exists.");</w:t>
-      </w:r>
-      <w:r>
-        <w:rPr>
-          <w:u w:color="auto"/>
-        </w:rPr>
-        <w:t>﻿</w:t>
-        <w:cr/>
-        <w:t/>
-        <w:cr/>
-        <w:t/>
-      </w:r>
-      <w:r>
-        <w:rPr>
-          <w:rFonts w:eastAsia="微软雅黑" w:ascii="微软雅黑" w:hAnsi="微软雅黑" w:cs="微软雅黑"/>
-          <w:sz w:val="28"/>
-          <w:u w:color="auto"/>
-        </w:rPr>
-        <w:t>                        report.Add(Csv(Path.GetFileName(sourcePath)) + "," +</w:t>
-      </w:r>
-      <w:r>
-        <w:rPr>
-          <w:u w:color="auto"/>
-        </w:rPr>
-        <w:t>﻿</w:t>
-        <w:cr/>
-        <w:t/>
-      </w:r>
-      <w:r>
-        <w:rPr>
-          <w:rFonts w:eastAsia="微软雅黑" w:ascii="微软雅黑" w:hAnsi="微软雅黑" w:cs="微软雅黑"/>
-          <w:sz w:val="28"/>
-          <w:u w:color="auto"/>
-        </w:rPr>
-        <w:t>                            Csv(outputPath) + ",,0,0,0,SKIPPED," +</w:t>
-      </w:r>
-      <w:r>
-        <w:rPr>
-          <w:u w:color="auto"/>
-        </w:rPr>
-        <w:t>﻿</w:t>
-        <w:cr/>
-        <w:t/>
-      </w:r>
-      <w:r>
-        <w:rPr>
-          <w:rFonts w:eastAsia="微软雅黑" w:ascii="微软雅黑" w:hAnsi="微软雅黑" w:cs="微软雅黑"/>
-          <w:sz w:val="28"/>
-          <w:u w:color="auto"/>
-        </w:rPr>
-        <w:t>                            Csv("Output already exists"));</w:t>
-      </w:r>
-      <w:r>
-        <w:rPr>
-          <w:u w:color="auto"/>
-        </w:rPr>
-        <w:t>﻿</w:t>
-        <w:cr/>
-        <w:t/>
-        <w:cr/>
-        <w:t/>
-      </w:r>
-      <w:r>
-        <w:rPr>
-          <w:rFonts w:eastAsia="微软雅黑" w:ascii="微软雅黑" w:hAnsi="微软雅黑" w:cs="微软雅黑"/>
-          <w:sz w:val="28"/>
-          <w:u w:color="auto"/>
-        </w:rPr>
-        <w:t>                        skipped++;</w:t>
-      </w:r>
-      <w:r>
-        <w:rPr>
-          <w:u w:color="auto"/>
-        </w:rPr>
-        <w:t>﻿</w:t>
-        <w:cr/>
-        <w:t/>
-      </w:r>
-      <w:r>
-        <w:rPr>
-          <w:rFonts w:eastAsia="微软雅黑" w:ascii="微软雅黑" w:hAnsi="微软雅黑" w:cs="微软雅黑"/>
-          <w:sz w:val="28"/>
-          <w:u w:color="auto"/>
-        </w:rPr>
-        <w:t>                        continue;</w:t>
-      </w:r>
-      <w:r>
-        <w:rPr>
-          <w:u w:color="auto"/>
-        </w:rPr>
-        <w:t>﻿</w:t>
-        <w:cr/>
-        <w:t/>
-      </w:r>
-      <w:r>
-        <w:rPr>
-          <w:rFonts w:eastAsia="微软雅黑" w:ascii="微软雅黑" w:hAnsi="微软雅黑" w:cs="微软雅黑"/>
-          <w:sz w:val="28"/>
-          <w:u w:color="auto"/>
-        </w:rPr>
-        <w:t>                    }</w:t>
-      </w:r>
-      <w:r>
-        <w:rPr>
-          <w:u w:color="auto"/>
-        </w:rPr>
-        <w:t>﻿</w:t>
-        <w:cr/>
-        <w:t/>
-        <w:cr/>
-        <w:t/>
-      </w:r>
-      <w:r>
-        <w:rPr>
-          <w:rFonts w:eastAsia="微软雅黑" w:ascii="微软雅黑" w:hAnsi="微软雅黑" w:cs="微软雅黑"/>
-          <w:sz w:val="28"/>
-          <w:u w:color="auto"/>
-        </w:rPr>
-        <w:t>                    Document doc = null;</w:t>
-      </w:r>
-      <w:r>
-        <w:rPr>
-          <w:u w:color="auto"/>
-        </w:rPr>
-        <w:t>﻿</w:t>
-        <w:cr/>
-        <w:t/>
-      </w:r>
-      <w:r>
-        <w:rPr>
-          <w:rFonts w:eastAsia="微软雅黑" w:ascii="微软雅黑" w:hAnsi="微软雅黑" w:cs="微软雅黑"/>
-          <w:sz w:val="28"/>
-          <w:u w:color="auto"/>
-        </w:rPr>
-        <w:t>                    bool saved = false;</w:t>
-      </w:r>
-      <w:r>
-        <w:rPr>
-          <w:u w:color="auto"/>
-        </w:rPr>
-        <w:t>﻿</w:t>
-        <w:cr/>
-        <w:t/>
-        <w:cr/>
-        <w:t/>
-      </w:r>
-      <w:r>
-        <w:rPr>
-          <w:rFonts w:eastAsia="微软雅黑" w:ascii="微软雅黑" w:hAnsi="微软雅黑" w:cs="微软雅黑"/>
-          <w:sz w:val="28"/>
-          <w:u w:color="auto"/>
-        </w:rPr>
-        <w:t>                    try</w:t>
-      </w:r>
-      <w:r>
-        <w:rPr>
-          <w:u w:color="auto"/>
-        </w:rPr>
-        <w:t>﻿</w:t>
-        <w:cr/>
-        <w:t/>
-      </w:r>
-      <w:r>
-        <w:rPr>
-          <w:rFonts w:eastAsia="微软雅黑" w:ascii="微软雅黑" w:hAnsi="微软雅黑" w:cs="微软雅黑"/>
-          <w:sz w:val="28"/>
-          <w:u w:color="auto"/>
-        </w:rPr>
-        <w:t>                    {</w:t>
-      </w:r>
-      <w:r>
-        <w:rPr>
-          <w:u w:color="auto"/>
-        </w:rPr>
-        <w:t>﻿</w:t>
-        <w:cr/>
-        <w:t/>
-      </w:r>
-      <w:r>
-        <w:rPr>
-          <w:rFonts w:eastAsia="微软雅黑" w:ascii="微软雅黑" w:hAnsi="微软雅黑" w:cs="微软雅黑"/>
-          <w:sz w:val="28"/>
-          <w:u w:color="auto"/>
-        </w:rPr>
-        <w:t>                        // Never edit the source file.</w:t>
+        <w:t>                        // Do not overwrite existing output files.</w:t>
+      </w:r>
+      <w:r>
+        <w:rPr>
+          <w:u w:color="auto"/>
+        </w:rPr>
+        <w:t>﻿</w:t>
+        <w:cr/>
+        <w:t/>
+      </w:r>
+      <w:r>
+        <w:rPr>
+          <w:rFonts w:eastAsia="微软雅黑" w:ascii="微软雅黑" w:hAnsi="微软雅黑" w:cs="微软雅黑"/>
+          <w:sz w:val="28"/>
+          <w:u w:color="auto"/>
+        </w:rPr>
+        <w:t>                        // Remove old preview copies before a fresh run.</w:t>
+      </w:r>
+      <w:r>
+        <w:rPr>
+          <w:u w:color="auto"/>
+        </w:rPr>
+        <w:t>﻿</w:t>
+        <w:cr/>
+        <w:t/>
+      </w:r>
+      <w:r>
+        <w:rPr>
+          <w:rFonts w:eastAsia="微软雅黑" w:ascii="微软雅黑" w:hAnsi="微软雅黑" w:cs="微软雅黑"/>
+          <w:sz w:val="28"/>
+          <w:u w:color="auto"/>
+        </w:rPr>
+        <w:t>                        if (File.Exists(outputPath))</w:t>
+      </w:r>
+      <w:r>
+        <w:rPr>
+          <w:u w:color="auto"/>
+        </w:rPr>
+        <w:t>﻿</w:t>
+        <w:cr/>
+        <w:t/>
+      </w:r>
+      <w:r>
+        <w:rPr>
+          <w:rFonts w:eastAsia="微软雅黑" w:ascii="微软雅黑" w:hAnsi="微软雅黑" w:cs="微软雅黑"/>
+          <w:sz w:val="28"/>
+          <w:u w:color="auto"/>
+        </w:rPr>
+        <w:t>                        {</w:t>
+      </w:r>
+      <w:r>
+        <w:rPr>
+          <w:u w:color="auto"/>
+        </w:rPr>
+        <w:t>﻿</w:t>
+        <w:cr/>
+        <w:t/>
+      </w:r>
+      <w:r>
+        <w:rPr>
+          <w:rFonts w:eastAsia="微软雅黑" w:ascii="微软雅黑" w:hAnsi="微软雅黑" w:cs="微软雅黑"/>
+          <w:sz w:val="28"/>
+          <w:u w:color="auto"/>
+        </w:rPr>
+        <w:t>                            skipped++;</w:t>
+      </w:r>
+      <w:r>
+        <w:rPr>
+          <w:u w:color="auto"/>
+        </w:rPr>
+        <w:t>﻿</w:t>
+        <w:cr/>
+        <w:t/>
+        <w:cr/>
+        <w:t/>
+      </w:r>
+      <w:r>
+        <w:rPr>
+          <w:rFonts w:eastAsia="微软雅黑" w:ascii="微软雅黑" w:hAnsi="微软雅黑" w:cs="微软雅黑"/>
+          <w:sz w:val="28"/>
+          <w:u w:color="auto"/>
+        </w:rPr>
+        <w:t>                            report.Add(</w:t>
+      </w:r>
+      <w:r>
+        <w:rPr>
+          <w:u w:color="auto"/>
+        </w:rPr>
+        <w:t>﻿</w:t>
+        <w:cr/>
+        <w:t/>
+      </w:r>
+      <w:r>
+        <w:rPr>
+          <w:rFonts w:eastAsia="微软雅黑" w:ascii="微软雅黑" w:hAnsi="微软雅黑" w:cs="微软雅黑"/>
+          <w:sz w:val="28"/>
+          <w:u w:color="auto"/>
+        </w:rPr>
+        <w:t>                                Csv(fileName) + "," +</w:t>
+      </w:r>
+      <w:r>
+        <w:rPr>
+          <w:u w:color="auto"/>
+        </w:rPr>
+        <w:t>﻿</w:t>
+        <w:cr/>
+        <w:t/>
+      </w:r>
+      <w:r>
+        <w:rPr>
+          <w:rFonts w:eastAsia="微软雅黑" w:ascii="微软雅黑" w:hAnsi="微软雅黑" w:cs="微软雅黑"/>
+          <w:sz w:val="28"/>
+          <w:u w:color="auto"/>
+        </w:rPr>
+        <w:t>                                Csv(outputPath) + "," +</w:t>
+      </w:r>
+      <w:r>
+        <w:rPr>
+          <w:u w:color="auto"/>
+        </w:rPr>
+        <w:t>﻿</w:t>
+        <w:cr/>
+        <w:t/>
+      </w:r>
+      <w:r>
+        <w:rPr>
+          <w:rFonts w:eastAsia="微软雅黑" w:ascii="微软雅黑" w:hAnsi="微软雅黑" w:cs="微软雅黑"/>
+          <w:sz w:val="28"/>
+          <w:u w:color="auto"/>
+        </w:rPr>
+        <w:t>                                Csv("") + "," +</w:t>
+      </w:r>
+      <w:r>
+        <w:rPr>
+          <w:u w:color="auto"/>
+        </w:rPr>
+        <w:t>﻿</w:t>
+        <w:cr/>
+        <w:t/>
+      </w:r>
+      <w:r>
+        <w:rPr>
+          <w:rFonts w:eastAsia="微软雅黑" w:ascii="微软雅黑" w:hAnsi="微软雅黑" w:cs="微软雅黑"/>
+          <w:sz w:val="28"/>
+          <w:u w:color="auto"/>
+        </w:rPr>
+        <w:t>                                "0,0,0,SKIPPED," +</w:t>
+      </w:r>
+      <w:r>
+        <w:rPr>
+          <w:u w:color="auto"/>
+        </w:rPr>
+        <w:t>﻿</w:t>
+        <w:cr/>
+        <w:t/>
+      </w:r>
+      <w:r>
+        <w:rPr>
+          <w:rFonts w:eastAsia="微软雅黑" w:ascii="微软雅黑" w:hAnsi="微软雅黑" w:cs="微软雅黑"/>
+          <w:sz w:val="28"/>
+          <w:u w:color="auto"/>
+        </w:rPr>
+        <w:t>                                Csv("Output file already exists"));</w:t>
+      </w:r>
+      <w:r>
+        <w:rPr>
+          <w:u w:color="auto"/>
+        </w:rPr>
+        <w:t>﻿</w:t>
+        <w:cr/>
+        <w:t/>
+        <w:cr/>
+        <w:t/>
+      </w:r>
+      <w:r>
+        <w:rPr>
+          <w:rFonts w:eastAsia="微软雅黑" w:ascii="微软雅黑" w:hAnsi="微软雅黑" w:cs="微软雅黑"/>
+          <w:sz w:val="28"/>
+          <w:u w:color="auto"/>
+        </w:rPr>
+        <w:t>                            Console.WriteLine(</w:t>
+      </w:r>
+      <w:r>
+        <w:rPr>
+          <w:u w:color="auto"/>
+        </w:rPr>
+        <w:t>﻿</w:t>
+        <w:cr/>
+        <w:t/>
+      </w:r>
+      <w:r>
+        <w:rPr>
+          <w:rFonts w:eastAsia="微软雅黑" w:ascii="微软雅黑" w:hAnsi="微软雅黑" w:cs="微软雅黑"/>
+          <w:sz w:val="28"/>
+          <w:u w:color="auto"/>
+        </w:rPr>
+        <w:t>                                "SKIPPED: " + fileName);</w:t>
+      </w:r>
+      <w:r>
+        <w:rPr>
+          <w:u w:color="auto"/>
+        </w:rPr>
+        <w:t>﻿</w:t>
+        <w:cr/>
+        <w:t/>
+        <w:cr/>
+        <w:t/>
+      </w:r>
+      <w:r>
+        <w:rPr>
+          <w:rFonts w:eastAsia="微软雅黑" w:ascii="微软雅黑" w:hAnsi="微软雅黑" w:cs="微软雅黑"/>
+          <w:sz w:val="28"/>
+          <w:u w:color="auto"/>
+        </w:rPr>
+        <w:t>                            continue;</w:t>
+      </w:r>
+      <w:r>
+        <w:rPr>
+          <w:u w:color="auto"/>
+        </w:rPr>
+        <w:t>﻿</w:t>
+        <w:cr/>
+        <w:t/>
+      </w:r>
+      <w:r>
+        <w:rPr>
+          <w:rFonts w:eastAsia="微软雅黑" w:ascii="微软雅黑" w:hAnsi="微软雅黑" w:cs="微软雅黑"/>
+          <w:sz w:val="28"/>
+          <w:u w:color="auto"/>
+        </w:rPr>
+        <w:t>                        }</w:t>
+      </w:r>
+      <w:r>
+        <w:rPr>
+          <w:u w:color="auto"/>
+        </w:rPr>
+        <w:t>﻿</w:t>
+        <w:cr/>
+        <w:t/>
+        <w:cr/>
+        <w:t/>
+      </w:r>
+      <w:r>
+        <w:rPr>
+          <w:rFonts w:eastAsia="微软雅黑" w:ascii="微软雅黑" w:hAnsi="微软雅黑" w:cs="微软雅黑"/>
+          <w:sz w:val="28"/>
+          <w:u w:color="auto"/>
+        </w:rPr>
+        <w:t>                        // Copy original; modifications apply to this copy.</w:t>
       </w:r>
       <w:r>
         <w:rPr>
@@ -1239,22 +1455,22 @@
         <w:t>﻿</w:t>
         <w:cr/>
         <w:t/>
-        <w:cr/>
-        <w:t/>
-      </w:r>
-      <w:r>
-        <w:rPr>
-          <w:rFonts w:eastAsia="微软雅黑" w:ascii="微软雅黑" w:hAnsi="微软雅黑" w:cs="微软雅黑"/>
-          <w:sz w:val="28"/>
-          <w:u w:color="auto"/>
-        </w:rPr>
-        <w:t>                        // Open the separate output copy.</w:t>
-      </w:r>
-      <w:r>
-        <w:rPr>
-          <w:u w:color="auto"/>
-        </w:rPr>
-        <w:t>﻿</w:t>
+      </w:r>
+      <w:r>
+        <w:rPr>
+          <w:rFonts w:eastAsia="微软雅黑" w:ascii="微软雅黑" w:hAnsi="微软雅黑" w:cs="微软雅黑"/>
+          <w:sz w:val="28"/>
+          <w:u w:color="auto"/>
+        </w:rPr>
+        <w:t>                        outputCreated = true;</w:t>
+      </w:r>
+      <w:r>
+        <w:rPr>
+          <w:u w:color="auto"/>
+        </w:rPr>
+        <w:t>﻿</w:t>
+        <w:cr/>
+        <w:t/>
         <w:cr/>
         <w:t/>
       </w:r>
@@ -1330,7 +1546,7 @@
           <w:sz w:val="28"/>
           <w:u w:color="auto"/>
         </w:rPr>
-        <w:t>                            throw new InvalidOperationException(</w:t>
+        <w:t>                            throw new Exception(</w:t>
       </w:r>
       <w:r>
         <w:rPr>
@@ -1456,109 +1672,25 @@
           <w:sz w:val="28"/>
           <w:u w:color="auto"/>
         </w:rPr>
-        <w:t>                        string activeName = NormalizeStateName(</w:t>
-      </w:r>
-      <w:r>
-        <w:rPr>
-          <w:u w:color="auto"/>
-        </w:rPr>
-        <w:t>﻿</w:t>
-        <w:cr/>
-        <w:t/>
-      </w:r>
-      <w:r>
-        <w:rPr>
-          <w:rFonts w:eastAsia="微软雅黑" w:ascii="微软雅黑" w:hAnsi="微软雅黑" w:cs="微软雅黑"/>
-          <w:sz w:val="28"/>
-          <w:u w:color="auto"/>
-        </w:rPr>
-        <w:t>                            states.ActiveModelState.Name);</w:t>
-      </w:r>
-      <w:r>
-        <w:rPr>
-          <w:u w:color="auto"/>
-        </w:rPr>
-        <w:t>﻿</w:t>
-        <w:cr/>
-        <w:t/>
-        <w:cr/>
-        <w:t/>
-      </w:r>
-      <w:r>
-        <w:rPr>
-          <w:rFonts w:eastAsia="微软雅黑" w:ascii="微软雅黑" w:hAnsi="微软雅黑" w:cs="微软雅黑"/>
-          <w:sz w:val="28"/>
-          <w:u w:color="auto"/>
-        </w:rPr>
-        <w:t>                        int before = states.Count;</w:t>
-      </w:r>
-      <w:r>
-        <w:rPr>
-          <w:u w:color="auto"/>
-        </w:rPr>
-        <w:t>﻿</w:t>
-        <w:cr/>
-        <w:t/>
-      </w:r>
-      <w:r>
-        <w:rPr>
-          <w:rFonts w:eastAsia="微软雅黑" w:ascii="微软雅黑" w:hAnsi="微软雅黑" w:cs="微软雅黑"/>
-          <w:sz w:val="28"/>
-          <w:u w:color="auto"/>
-        </w:rPr>
-        <w:t>                        int deleted = 0;</w:t>
-      </w:r>
-      <w:r>
-        <w:rPr>
-          <w:u w:color="auto"/>
-        </w:rPr>
-        <w:t>﻿</w:t>
-        <w:cr/>
-        <w:t/>
-        <w:cr/>
-        <w:t/>
-      </w:r>
-      <w:r>
-        <w:rPr>
-          <w:rFonts w:eastAsia="微软雅黑" w:ascii="微软雅黑" w:hAnsi="微软雅黑" w:cs="微软雅黑"/>
-          <w:sz w:val="28"/>
-          <w:u w:color="auto"/>
-        </w:rPr>
-        <w:t>                        Console.WriteLine("Active state: " + activeName);</w:t>
-      </w:r>
-      <w:r>
-        <w:rPr>
-          <w:u w:color="auto"/>
-        </w:rPr>
-        <w:t>﻿</w:t>
-        <w:cr/>
-        <w:t/>
-      </w:r>
-      <w:r>
-        <w:rPr>
-          <w:rFonts w:eastAsia="微软雅黑" w:ascii="微软雅黑" w:hAnsi="微软雅黑" w:cs="微软雅黑"/>
-          <w:sz w:val="28"/>
-          <w:u w:color="auto"/>
-        </w:rPr>
-        <w:t>                        Console.WriteLine("States before: " + before);</w:t>
-      </w:r>
-      <w:r>
-        <w:rPr>
-          <w:u w:color="auto"/>
-        </w:rPr>
-        <w:t>﻿</w:t>
-        <w:cr/>
-        <w:t/>
-        <w:cr/>
-        <w:t/>
-      </w:r>
-      <w:r>
-        <w:rPr>
-          <w:rFonts w:eastAsia="微软雅黑" w:ascii="微软雅黑" w:hAnsi="微软雅黑" w:cs="微软雅黑"/>
-          <w:sz w:val="28"/>
-          <w:u w:color="auto"/>
-        </w:rPr>
-        <w:t>                        if (string.IsNullOrWhiteSpace(activeName))</w:t>
+        <w:t>                        before = states.Count;</w:t>
+      </w:r>
+      <w:r>
+        <w:rPr>
+          <w:u w:color="auto"/>
+        </w:rPr>
+        <w:t>﻿</w:t>
+        <w:cr/>
+        <w:t/>
+        <w:cr/>
+        <w:t/>
+      </w:r>
+      <w:r>
+        <w:rPr>
+          <w:rFonts w:eastAsia="微软雅黑" w:ascii="微软雅黑" w:hAnsi="微软雅黑" w:cs="微软雅黑"/>
+          <w:sz w:val="28"/>
+          <w:u w:color="auto"/>
+        </w:rPr>
+        <w:t>                        if (before == 0)</w:t>
       </w:r>
       <w:r>
         <w:rPr>
@@ -1590,23 +1722,23 @@
           <w:sz w:val="28"/>
           <w:u w:color="auto"/>
         </w:rPr>
-        <w:t>                            throw new InvalidOperationException(</w:t>
-      </w:r>
-      <w:r>
-        <w:rPr>
-          <w:u w:color="auto"/>
-        </w:rPr>
-        <w:t>﻿</w:t>
-        <w:cr/>
-        <w:t/>
-      </w:r>
-      <w:r>
-        <w:rPr>
-          <w:rFonts w:eastAsia="微软雅黑" w:ascii="微软雅黑" w:hAnsi="微软雅黑" w:cs="微软雅黑"/>
-          <w:sz w:val="28"/>
-          <w:u w:color="auto"/>
-        </w:rPr>
-        <w:t>                                "Active Model State could not be identified.");</w:t>
+        <w:t>                            throw new Exception(</w:t>
+      </w:r>
+      <w:r>
+        <w:rPr>
+          <w:u w:color="auto"/>
+        </w:rPr>
+        <w:t>﻿</w:t>
+        <w:cr/>
+        <w:t/>
+      </w:r>
+      <w:r>
+        <w:rPr>
+          <w:rFonts w:eastAsia="微软雅黑" w:ascii="微软雅黑" w:hAnsi="微软雅黑" w:cs="微软雅黑"/>
+          <w:sz w:val="28"/>
+          <w:u w:color="auto"/>
+        </w:rPr>
+        <w:t>                                "No Model States were found.");</w:t>
       </w:r>
       <w:r>
         <w:rPr>
@@ -1640,13 +1772,721 @@
           <w:sz w:val="28"/>
           <w:u w:color="auto"/>
         </w:rPr>
-        <w:t>                        // Preview mode: do not change any Model States.</w:t>
-      </w:r>
-      <w:r>
-        <w:rPr>
-          <w:u w:color="auto"/>
-        </w:rPr>
-        <w:t>﻿</w:t>
+        <w:t>                        // Primary must exist.</w:t>
+      </w:r>
+      <w:r>
+        <w:rPr>
+          <w:u w:color="auto"/>
+        </w:rPr>
+        <w:t>﻿</w:t>
+        <w:cr/>
+        <w:t/>
+      </w:r>
+      <w:r>
+        <w:rPr>
+          <w:rFonts w:eastAsia="微软雅黑" w:ascii="微软雅黑" w:hAnsi="微软雅黑" w:cs="微软雅黑"/>
+          <w:sz w:val="28"/>
+          <w:u w:color="auto"/>
+        </w:rPr>
+        <w:t>                        if (!ContainsState(states, "Primary"))</w:t>
+      </w:r>
+      <w:r>
+        <w:rPr>
+          <w:u w:color="auto"/>
+        </w:rPr>
+        <w:t>﻿</w:t>
+        <w:cr/>
+        <w:t/>
+      </w:r>
+      <w:r>
+        <w:rPr>
+          <w:rFonts w:eastAsia="微软雅黑" w:ascii="微软雅黑" w:hAnsi="微软雅黑" w:cs="微软雅黑"/>
+          <w:sz w:val="28"/>
+          <w:u w:color="auto"/>
+        </w:rPr>
+        <w:t>                        {</w:t>
+      </w:r>
+      <w:r>
+        <w:rPr>
+          <w:u w:color="auto"/>
+        </w:rPr>
+        <w:t>﻿</w:t>
+        <w:cr/>
+        <w:t/>
+      </w:r>
+      <w:r>
+        <w:rPr>
+          <w:rFonts w:eastAsia="微软雅黑" w:ascii="微软雅黑" w:hAnsi="微软雅黑" w:cs="微软雅黑"/>
+          <w:sz w:val="28"/>
+          <w:u w:color="auto"/>
+        </w:rPr>
+        <w:t>                            throw new Exception(</w:t>
+      </w:r>
+      <w:r>
+        <w:rPr>
+          <w:u w:color="auto"/>
+        </w:rPr>
+        <w:t>﻿</w:t>
+        <w:cr/>
+        <w:t/>
+      </w:r>
+      <w:r>
+        <w:rPr>
+          <w:rFonts w:eastAsia="微软雅黑" w:ascii="微软雅黑" w:hAnsi="微软雅黑" w:cs="微软雅黑"/>
+          <w:sz w:val="28"/>
+          <w:u w:color="auto"/>
+        </w:rPr>
+        <w:t>                                "Primary Model State was not found.");</w:t>
+      </w:r>
+      <w:r>
+        <w:rPr>
+          <w:u w:color="auto"/>
+        </w:rPr>
+        <w:t>﻿</w:t>
+        <w:cr/>
+        <w:t/>
+      </w:r>
+      <w:r>
+        <w:rPr>
+          <w:rFonts w:eastAsia="微软雅黑" w:ascii="微软雅黑" w:hAnsi="微软雅黑" w:cs="微软雅黑"/>
+          <w:sz w:val="28"/>
+          <w:u w:color="auto"/>
+        </w:rPr>
+        <w:t>                        }</w:t>
+      </w:r>
+      <w:r>
+        <w:rPr>
+          <w:u w:color="auto"/>
+        </w:rPr>
+        <w:t>﻿</w:t>
+        <w:cr/>
+        <w:t/>
+        <w:cr/>
+        <w:t/>
+      </w:r>
+      <w:r>
+        <w:rPr>
+          <w:rFonts w:eastAsia="微软雅黑" w:ascii="微软雅黑" w:hAnsi="微软雅黑" w:cs="微软雅黑"/>
+          <w:sz w:val="28"/>
+          <w:u w:color="auto"/>
+        </w:rPr>
+        <w:t>                        // Select any one non-Primary state to keep.</w:t>
+      </w:r>
+      <w:r>
+        <w:rPr>
+          <w:u w:color="auto"/>
+        </w:rPr>
+        <w:t>﻿</w:t>
+        <w:cr/>
+        <w:t/>
+      </w:r>
+      <w:r>
+        <w:rPr>
+          <w:rFonts w:eastAsia="微软雅黑" w:ascii="微软雅黑" w:hAnsi="微软雅黑" w:cs="微软雅黑"/>
+          <w:sz w:val="28"/>
+          <w:u w:color="auto"/>
+        </w:rPr>
+        <w:t>                        // This does NOT depend on which state is active.</w:t>
+      </w:r>
+      <w:r>
+        <w:rPr>
+          <w:u w:color="auto"/>
+        </w:rPr>
+        <w:t>﻿</w:t>
+        <w:cr/>
+        <w:t/>
+      </w:r>
+      <w:r>
+        <w:rPr>
+          <w:rFonts w:eastAsia="微软雅黑" w:ascii="微软雅黑" w:hAnsi="微软雅黑" w:cs="微软雅黑"/>
+          <w:sz w:val="28"/>
+          <w:u w:color="auto"/>
+        </w:rPr>
+        <w:t>                        string keepStateName = null;</w:t>
+      </w:r>
+      <w:r>
+        <w:rPr>
+          <w:u w:color="auto"/>
+        </w:rPr>
+        <w:t>﻿</w:t>
+        <w:cr/>
+        <w:t/>
+        <w:cr/>
+        <w:t/>
+      </w:r>
+      <w:r>
+        <w:rPr>
+          <w:rFonts w:eastAsia="微软雅黑" w:ascii="微软雅黑" w:hAnsi="微软雅黑" w:cs="微软雅黑"/>
+          <w:sz w:val="28"/>
+          <w:u w:color="auto"/>
+        </w:rPr>
+        <w:t>                        for (int i = 1; i &lt;= states.Count; i++)</w:t>
+      </w:r>
+      <w:r>
+        <w:rPr>
+          <w:u w:color="auto"/>
+        </w:rPr>
+        <w:t>﻿</w:t>
+        <w:cr/>
+        <w:t/>
+      </w:r>
+      <w:r>
+        <w:rPr>
+          <w:rFonts w:eastAsia="微软雅黑" w:ascii="微软雅黑" w:hAnsi="微软雅黑" w:cs="微软雅黑"/>
+          <w:sz w:val="28"/>
+          <w:u w:color="auto"/>
+        </w:rPr>
+        <w:t>                        {</w:t>
+      </w:r>
+      <w:r>
+        <w:rPr>
+          <w:u w:color="auto"/>
+        </w:rPr>
+        <w:t>﻿</w:t>
+        <w:cr/>
+        <w:t/>
+      </w:r>
+      <w:r>
+        <w:rPr>
+          <w:rFonts w:eastAsia="微软雅黑" w:ascii="微软雅黑" w:hAnsi="微软雅黑" w:cs="微软雅黑"/>
+          <w:sz w:val="28"/>
+          <w:u w:color="auto"/>
+        </w:rPr>
+        <w:t>                            string name = NormalizeStateName(</w:t>
+      </w:r>
+      <w:r>
+        <w:rPr>
+          <w:u w:color="auto"/>
+        </w:rPr>
+        <w:t>﻿</w:t>
+        <w:cr/>
+        <w:t/>
+      </w:r>
+      <w:r>
+        <w:rPr>
+          <w:rFonts w:eastAsia="微软雅黑" w:ascii="微软雅黑" w:hAnsi="微软雅黑" w:cs="微软雅黑"/>
+          <w:sz w:val="28"/>
+          <w:u w:color="auto"/>
+        </w:rPr>
+        <w:t>                                states[i].Name);</w:t>
+      </w:r>
+      <w:r>
+        <w:rPr>
+          <w:u w:color="auto"/>
+        </w:rPr>
+        <w:t>﻿</w:t>
+        <w:cr/>
+        <w:t/>
+        <w:cr/>
+        <w:t/>
+      </w:r>
+      <w:r>
+        <w:rPr>
+          <w:rFonts w:eastAsia="微软雅黑" w:ascii="微软雅黑" w:hAnsi="微软雅黑" w:cs="微软雅黑"/>
+          <w:sz w:val="28"/>
+          <w:u w:color="auto"/>
+        </w:rPr>
+        <w:t>                            if (!string.Equals(</w:t>
+      </w:r>
+      <w:r>
+        <w:rPr>
+          <w:u w:color="auto"/>
+        </w:rPr>
+        <w:t>﻿</w:t>
+        <w:cr/>
+        <w:t/>
+      </w:r>
+      <w:r>
+        <w:rPr>
+          <w:rFonts w:eastAsia="微软雅黑" w:ascii="微软雅黑" w:hAnsi="微软雅黑" w:cs="微软雅黑"/>
+          <w:sz w:val="28"/>
+          <w:u w:color="auto"/>
+        </w:rPr>
+        <w:t>                                name,</w:t>
+      </w:r>
+      <w:r>
+        <w:rPr>
+          <w:u w:color="auto"/>
+        </w:rPr>
+        <w:t>﻿</w:t>
+        <w:cr/>
+        <w:t/>
+      </w:r>
+      <w:r>
+        <w:rPr>
+          <w:rFonts w:eastAsia="微软雅黑" w:ascii="微软雅黑" w:hAnsi="微软雅黑" w:cs="微软雅黑"/>
+          <w:sz w:val="28"/>
+          <w:u w:color="auto"/>
+        </w:rPr>
+        <w:t>                                "Primary",</w:t>
+      </w:r>
+      <w:r>
+        <w:rPr>
+          <w:u w:color="auto"/>
+        </w:rPr>
+        <w:t>﻿</w:t>
+        <w:cr/>
+        <w:t/>
+      </w:r>
+      <w:r>
+        <w:rPr>
+          <w:rFonts w:eastAsia="微软雅黑" w:ascii="微软雅黑" w:hAnsi="微软雅黑" w:cs="微软雅黑"/>
+          <w:sz w:val="28"/>
+          <w:u w:color="auto"/>
+        </w:rPr>
+        <w:t>                                StringComparison.OrdinalIgnoreCase))</w:t>
+      </w:r>
+      <w:r>
+        <w:rPr>
+          <w:u w:color="auto"/>
+        </w:rPr>
+        <w:t>﻿</w:t>
+        <w:cr/>
+        <w:t/>
+      </w:r>
+      <w:r>
+        <w:rPr>
+          <w:rFonts w:eastAsia="微软雅黑" w:ascii="微软雅黑" w:hAnsi="微软雅黑" w:cs="微软雅黑"/>
+          <w:sz w:val="28"/>
+          <w:u w:color="auto"/>
+        </w:rPr>
+        <w:t>                            {</w:t>
+      </w:r>
+      <w:r>
+        <w:rPr>
+          <w:u w:color="auto"/>
+        </w:rPr>
+        <w:t>﻿</w:t>
+        <w:cr/>
+        <w:t/>
+      </w:r>
+      <w:r>
+        <w:rPr>
+          <w:rFonts w:eastAsia="微软雅黑" w:ascii="微软雅黑" w:hAnsi="微软雅黑" w:cs="微软雅黑"/>
+          <w:sz w:val="28"/>
+          <w:u w:color="auto"/>
+        </w:rPr>
+        <w:t>                                keepStateName = name;</w:t>
+      </w:r>
+      <w:r>
+        <w:rPr>
+          <w:u w:color="auto"/>
+        </w:rPr>
+        <w:t>﻿</w:t>
+        <w:cr/>
+        <w:t/>
+      </w:r>
+      <w:r>
+        <w:rPr>
+          <w:rFonts w:eastAsia="微软雅黑" w:ascii="微软雅黑" w:hAnsi="微软雅黑" w:cs="微软雅黑"/>
+          <w:sz w:val="28"/>
+          <w:u w:color="auto"/>
+        </w:rPr>
+        <w:t>                                break;</w:t>
+      </w:r>
+      <w:r>
+        <w:rPr>
+          <w:u w:color="auto"/>
+        </w:rPr>
+        <w:t>﻿</w:t>
+        <w:cr/>
+        <w:t/>
+      </w:r>
+      <w:r>
+        <w:rPr>
+          <w:rFonts w:eastAsia="微软雅黑" w:ascii="微软雅黑" w:hAnsi="微软雅黑" w:cs="微软雅黑"/>
+          <w:sz w:val="28"/>
+          <w:u w:color="auto"/>
+        </w:rPr>
+        <w:t>                            }</w:t>
+      </w:r>
+      <w:r>
+        <w:rPr>
+          <w:u w:color="auto"/>
+        </w:rPr>
+        <w:t>﻿</w:t>
+        <w:cr/>
+        <w:t/>
+      </w:r>
+      <w:r>
+        <w:rPr>
+          <w:rFonts w:eastAsia="微软雅黑" w:ascii="微软雅黑" w:hAnsi="微软雅黑" w:cs="微软雅黑"/>
+          <w:sz w:val="28"/>
+          <w:u w:color="auto"/>
+        </w:rPr>
+        <w:t>                        }</w:t>
+      </w:r>
+      <w:r>
+        <w:rPr>
+          <w:u w:color="auto"/>
+        </w:rPr>
+        <w:t>﻿</w:t>
+        <w:cr/>
+        <w:t/>
+        <w:cr/>
+        <w:t/>
+      </w:r>
+      <w:r>
+        <w:rPr>
+          <w:rFonts w:eastAsia="微软雅黑" w:ascii="微软雅黑" w:hAnsi="微软雅黑" w:cs="微软雅黑"/>
+          <w:sz w:val="28"/>
+          <w:u w:color="auto"/>
+        </w:rPr>
+        <w:t>                        List&lt;string&gt; namesToKeep =</w:t>
+      </w:r>
+      <w:r>
+        <w:rPr>
+          <w:u w:color="auto"/>
+        </w:rPr>
+        <w:t>﻿</w:t>
+        <w:cr/>
+        <w:t/>
+      </w:r>
+      <w:r>
+        <w:rPr>
+          <w:rFonts w:eastAsia="微软雅黑" w:ascii="微软雅黑" w:hAnsi="微软雅黑" w:cs="微软雅黑"/>
+          <w:sz w:val="28"/>
+          <w:u w:color="auto"/>
+        </w:rPr>
+        <w:t>                            new List&lt;string&gt;();</w:t>
+      </w:r>
+      <w:r>
+        <w:rPr>
+          <w:u w:color="auto"/>
+        </w:rPr>
+        <w:t>﻿</w:t>
+        <w:cr/>
+        <w:t/>
+        <w:cr/>
+        <w:t/>
+      </w:r>
+      <w:r>
+        <w:rPr>
+          <w:rFonts w:eastAsia="微软雅黑" w:ascii="微软雅黑" w:hAnsi="微软雅黑" w:cs="微软雅黑"/>
+          <w:sz w:val="28"/>
+          <w:u w:color="auto"/>
+        </w:rPr>
+        <w:t>                        namesToKeep.Add("Primary");</w:t>
+      </w:r>
+      <w:r>
+        <w:rPr>
+          <w:u w:color="auto"/>
+        </w:rPr>
+        <w:t>﻿</w:t>
+        <w:cr/>
+        <w:t/>
+        <w:cr/>
+        <w:t/>
+      </w:r>
+      <w:r>
+        <w:rPr>
+          <w:rFonts w:eastAsia="微软雅黑" w:ascii="微软雅黑" w:hAnsi="微软雅黑" w:cs="微软雅黑"/>
+          <w:sz w:val="28"/>
+          <w:u w:color="auto"/>
+        </w:rPr>
+        <w:t>                        if (!string.IsNullOrWhiteSpace(keepStateName))</w:t>
+      </w:r>
+      <w:r>
+        <w:rPr>
+          <w:u w:color="auto"/>
+        </w:rPr>
+        <w:t>﻿</w:t>
+        <w:cr/>
+        <w:t/>
+      </w:r>
+      <w:r>
+        <w:rPr>
+          <w:rFonts w:eastAsia="微软雅黑" w:ascii="微软雅黑" w:hAnsi="微软雅黑" w:cs="微软雅黑"/>
+          <w:sz w:val="28"/>
+          <w:u w:color="auto"/>
+        </w:rPr>
+        <w:t>                        {</w:t>
+      </w:r>
+      <w:r>
+        <w:rPr>
+          <w:u w:color="auto"/>
+        </w:rPr>
+        <w:t>﻿</w:t>
+        <w:cr/>
+        <w:t/>
+      </w:r>
+      <w:r>
+        <w:rPr>
+          <w:rFonts w:eastAsia="微软雅黑" w:ascii="微软雅黑" w:hAnsi="微软雅黑" w:cs="微软雅黑"/>
+          <w:sz w:val="28"/>
+          <w:u w:color="auto"/>
+        </w:rPr>
+        <w:t>                            namesToKeep.Add(keepStateName);</w:t>
+      </w:r>
+      <w:r>
+        <w:rPr>
+          <w:u w:color="auto"/>
+        </w:rPr>
+        <w:t>﻿</w:t>
+        <w:cr/>
+        <w:t/>
+      </w:r>
+      <w:r>
+        <w:rPr>
+          <w:rFonts w:eastAsia="微软雅黑" w:ascii="微软雅黑" w:hAnsi="微软雅黑" w:cs="微软雅黑"/>
+          <w:sz w:val="28"/>
+          <w:u w:color="auto"/>
+        </w:rPr>
+        <w:t>                        }</w:t>
+      </w:r>
+      <w:r>
+        <w:rPr>
+          <w:u w:color="auto"/>
+        </w:rPr>
+        <w:t>﻿</w:t>
+        <w:cr/>
+        <w:t/>
+        <w:cr/>
+        <w:t/>
+      </w:r>
+      <w:r>
+        <w:rPr>
+          <w:rFonts w:eastAsia="微软雅黑" w:ascii="微软雅黑" w:hAnsi="微软雅黑" w:cs="微软雅黑"/>
+          <w:sz w:val="28"/>
+          <w:u w:color="auto"/>
+        </w:rPr>
+        <w:t>                        keptStates = string.Join(</w:t>
+      </w:r>
+      <w:r>
+        <w:rPr>
+          <w:u w:color="auto"/>
+        </w:rPr>
+        <w:t>﻿</w:t>
+        <w:cr/>
+        <w:t/>
+      </w:r>
+      <w:r>
+        <w:rPr>
+          <w:rFonts w:eastAsia="微软雅黑" w:ascii="微软雅黑" w:hAnsi="微软雅黑" w:cs="微软雅黑"/>
+          <w:sz w:val="28"/>
+          <w:u w:color="auto"/>
+        </w:rPr>
+        <w:t>                            " + ",</w:t>
+      </w:r>
+      <w:r>
+        <w:rPr>
+          <w:u w:color="auto"/>
+        </w:rPr>
+        <w:t>﻿</w:t>
+        <w:cr/>
+        <w:t/>
+      </w:r>
+      <w:r>
+        <w:rPr>
+          <w:rFonts w:eastAsia="微软雅黑" w:ascii="微软雅黑" w:hAnsi="微软雅黑" w:cs="微软雅黑"/>
+          <w:sz w:val="28"/>
+          <w:u w:color="auto"/>
+        </w:rPr>
+        <w:t>                            namesToKeep);</w:t>
+      </w:r>
+      <w:r>
+        <w:rPr>
+          <w:u w:color="auto"/>
+        </w:rPr>
+        <w:t>﻿</w:t>
+        <w:cr/>
+        <w:t/>
+        <w:cr/>
+        <w:t/>
+      </w:r>
+      <w:r>
+        <w:rPr>
+          <w:rFonts w:eastAsia="微软雅黑" w:ascii="微软雅黑" w:hAnsi="微软雅黑" w:cs="微软雅黑"/>
+          <w:sz w:val="28"/>
+          <w:u w:color="auto"/>
+        </w:rPr>
+        <w:t>                        // Preview the exact number of states that</w:t>
+      </w:r>
+      <w:r>
+        <w:rPr>
+          <w:u w:color="auto"/>
+        </w:rPr>
+        <w:t>﻿</w:t>
+        <w:cr/>
+        <w:t/>
+      </w:r>
+      <w:r>
+        <w:rPr>
+          <w:rFonts w:eastAsia="微软雅黑" w:ascii="微软雅黑" w:hAnsi="微软雅黑" w:cs="微软雅黑"/>
+          <w:sz w:val="28"/>
+          <w:u w:color="auto"/>
+        </w:rPr>
+        <w:t>                        // would be removed.</w:t>
+      </w:r>
+      <w:r>
+        <w:rPr>
+          <w:u w:color="auto"/>
+        </w:rPr>
+        <w:t>﻿</w:t>
+        <w:cr/>
+        <w:t/>
+      </w:r>
+      <w:r>
+        <w:rPr>
+          <w:rFonts w:eastAsia="微软雅黑" w:ascii="微软雅黑" w:hAnsi="微软雅黑" w:cs="微软雅黑"/>
+          <w:sz w:val="28"/>
+          <w:u w:color="auto"/>
+        </w:rPr>
+        <w:t>                        int expectedAfter = namesToKeep.Count;</w:t>
+      </w:r>
+      <w:r>
+        <w:rPr>
+          <w:u w:color="auto"/>
+        </w:rPr>
+        <w:t>﻿</w:t>
+        <w:cr/>
+        <w:t/>
+      </w:r>
+      <w:r>
+        <w:rPr>
+          <w:rFonts w:eastAsia="微软雅黑" w:ascii="微软雅黑" w:hAnsi="微软雅黑" w:cs="微软雅黑"/>
+          <w:sz w:val="28"/>
+          <w:u w:color="auto"/>
+        </w:rPr>
+        <w:t>                        int proposedDeletes = Math.Max(</w:t>
+      </w:r>
+      <w:r>
+        <w:rPr>
+          <w:u w:color="auto"/>
+        </w:rPr>
+        <w:t>﻿</w:t>
+        <w:cr/>
+        <w:t/>
+      </w:r>
+      <w:r>
+        <w:rPr>
+          <w:rFonts w:eastAsia="微软雅黑" w:ascii="微软雅黑" w:hAnsi="微软雅黑" w:cs="微软雅黑"/>
+          <w:sz w:val="28"/>
+          <w:u w:color="auto"/>
+        </w:rPr>
+        <w:t>                            0,</w:t>
+      </w:r>
+      <w:r>
+        <w:rPr>
+          <w:u w:color="auto"/>
+        </w:rPr>
+        <w:t>﻿</w:t>
+        <w:cr/>
+        <w:t/>
+      </w:r>
+      <w:r>
+        <w:rPr>
+          <w:rFonts w:eastAsia="微软雅黑" w:ascii="微软雅黑" w:hAnsi="微软雅黑" w:cs="微软雅黑"/>
+          <w:sz w:val="28"/>
+          <w:u w:color="auto"/>
+        </w:rPr>
+        <w:t>                            before - expectedAfter);</w:t>
+      </w:r>
+      <w:r>
+        <w:rPr>
+          <w:u w:color="auto"/>
+        </w:rPr>
+        <w:t>﻿</w:t>
+        <w:cr/>
+        <w:t/>
+        <w:cr/>
+        <w:t/>
+      </w:r>
+      <w:r>
+        <w:rPr>
+          <w:rFonts w:eastAsia="微软雅黑" w:ascii="微软雅黑" w:hAnsi="微软雅黑" w:cs="微软雅黑"/>
+          <w:sz w:val="28"/>
+          <w:u w:color="auto"/>
+        </w:rPr>
+        <w:t>                        Console.WriteLine();</w:t>
+      </w:r>
+      <w:r>
+        <w:rPr>
+          <w:u w:color="auto"/>
+        </w:rPr>
+        <w:t>﻿</w:t>
+        <w:cr/>
+        <w:t/>
+      </w:r>
+      <w:r>
+        <w:rPr>
+          <w:rFonts w:eastAsia="微软雅黑" w:ascii="微软雅黑" w:hAnsi="微软雅黑" w:cs="微软雅黑"/>
+          <w:sz w:val="28"/>
+          <w:u w:color="auto"/>
+        </w:rPr>
+        <w:t>                        Console.WriteLine("File: " + fileName);</w:t>
+      </w:r>
+      <w:r>
+        <w:rPr>
+          <w:u w:color="auto"/>
+        </w:rPr>
+        <w:t>﻿</w:t>
+        <w:cr/>
+        <w:t/>
+      </w:r>
+      <w:r>
+        <w:rPr>
+          <w:rFonts w:eastAsia="微软雅黑" w:ascii="微软雅黑" w:hAnsi="微软雅黑" w:cs="微软雅黑"/>
+          <w:sz w:val="28"/>
+          <w:u w:color="auto"/>
+        </w:rPr>
+        <w:t>                        Console.WriteLine("Before: " + before);</w:t>
+      </w:r>
+      <w:r>
+        <w:rPr>
+          <w:u w:color="auto"/>
+        </w:rPr>
+        <w:t>﻿</w:t>
+        <w:cr/>
+        <w:t/>
+      </w:r>
+      <w:r>
+        <w:rPr>
+          <w:rFonts w:eastAsia="微软雅黑" w:ascii="微软雅黑" w:hAnsi="微软雅黑" w:cs="微软雅黑"/>
+          <w:sz w:val="28"/>
+          <w:u w:color="auto"/>
+        </w:rPr>
+        <w:t>                        Console.WriteLine("Keep: " + keptStates);</w:t>
+      </w:r>
+      <w:r>
+        <w:rPr>
+          <w:u w:color="auto"/>
+        </w:rPr>
+        <w:t>﻿</w:t>
+        <w:cr/>
+        <w:t/>
+      </w:r>
+      <w:r>
+        <w:rPr>
+          <w:rFonts w:eastAsia="微软雅黑" w:ascii="微软雅黑" w:hAnsi="微软雅黑" w:cs="微软雅黑"/>
+          <w:sz w:val="28"/>
+          <w:u w:color="auto"/>
+        </w:rPr>
+        <w:t>                        Console.WriteLine(</w:t>
+      </w:r>
+      <w:r>
+        <w:rPr>
+          <w:u w:color="auto"/>
+        </w:rPr>
+        <w:t>﻿</w:t>
+        <w:cr/>
+        <w:t/>
+      </w:r>
+      <w:r>
+        <w:rPr>
+          <w:rFonts w:eastAsia="微软雅黑" w:ascii="微软雅黑" w:hAnsi="微软雅黑" w:cs="微软雅黑"/>
+          <w:sz w:val="28"/>
+          <w:u w:color="auto"/>
+        </w:rPr>
+        <w:t>                            "Proposed deletions: " + proposedDeletes);</w:t>
+      </w:r>
+      <w:r>
+        <w:rPr>
+          <w:u w:color="auto"/>
+        </w:rPr>
+        <w:t>﻿</w:t>
+        <w:cr/>
+        <w:t/>
         <w:cr/>
         <w:t/>
       </w:r>
@@ -1688,23 +2528,7 @@
           <w:sz w:val="28"/>
           <w:u w:color="auto"/>
         </w:rPr>
-        <w:t>                            // Delete backwards because the collection</w:t>
-      </w:r>
-      <w:r>
-        <w:rPr>
-          <w:u w:color="auto"/>
-        </w:rPr>
-        <w:t>﻿</w:t>
-        <w:cr/>
-        <w:t/>
-      </w:r>
-      <w:r>
-        <w:rPr>
-          <w:rFonts w:eastAsia="微软雅黑" w:ascii="微软雅黑" w:hAnsi="微软雅黑" w:cs="微软雅黑"/>
-          <w:sz w:val="28"/>
-          <w:u w:color="auto"/>
-        </w:rPr>
-        <w:t>                            // changes whenever a state is deleted.</w:t>
+        <w:t>                            // Delete from the end to avoid index shifts.</w:t>
       </w:r>
       <w:r>
         <w:rPr>
@@ -1761,6 +2585,8 @@
         <w:t>﻿</w:t>
         <w:cr/>
         <w:t/>
+        <w:cr/>
+        <w:t/>
       </w:r>
       <w:r>
         <w:rPr>
@@ -1802,23 +2628,187 @@
           <w:sz w:val="28"/>
           <w:u w:color="auto"/>
         </w:rPr>
-        <w:t>                                if (name == "Primary" ||</w:t>
-      </w:r>
-      <w:r>
-        <w:rPr>
-          <w:u w:color="auto"/>
-        </w:rPr>
-        <w:t>﻿</w:t>
-        <w:cr/>
-        <w:t/>
-      </w:r>
-      <w:r>
-        <w:rPr>
-          <w:rFonts w:eastAsia="微软雅黑" w:ascii="微软雅黑" w:hAnsi="微软雅黑" w:cs="微软雅黑"/>
-          <w:sz w:val="28"/>
-          <w:u w:color="auto"/>
-        </w:rPr>
-        <w:t>                                    name == activeName)</w:t>
+        <w:t>                                bool keepPrimary =</w:t>
+      </w:r>
+      <w:r>
+        <w:rPr>
+          <w:u w:color="auto"/>
+        </w:rPr>
+        <w:t>﻿</w:t>
+        <w:cr/>
+        <w:t/>
+      </w:r>
+      <w:r>
+        <w:rPr>
+          <w:rFonts w:eastAsia="微软雅黑" w:ascii="微软雅黑" w:hAnsi="微软雅黑" w:cs="微软雅黑"/>
+          <w:sz w:val="28"/>
+          <w:u w:color="auto"/>
+        </w:rPr>
+        <w:t>                                    string.Equals(</w:t>
+      </w:r>
+      <w:r>
+        <w:rPr>
+          <w:u w:color="auto"/>
+        </w:rPr>
+        <w:t>﻿</w:t>
+        <w:cr/>
+        <w:t/>
+      </w:r>
+      <w:r>
+        <w:rPr>
+          <w:rFonts w:eastAsia="微软雅黑" w:ascii="微软雅黑" w:hAnsi="微软雅黑" w:cs="微软雅黑"/>
+          <w:sz w:val="28"/>
+          <w:u w:color="auto"/>
+        </w:rPr>
+        <w:t>                                        name,</w:t>
+      </w:r>
+      <w:r>
+        <w:rPr>
+          <w:u w:color="auto"/>
+        </w:rPr>
+        <w:t>﻿</w:t>
+        <w:cr/>
+        <w:t/>
+      </w:r>
+      <w:r>
+        <w:rPr>
+          <w:rFonts w:eastAsia="微软雅黑" w:ascii="微软雅黑" w:hAnsi="微软雅黑" w:cs="微软雅黑"/>
+          <w:sz w:val="28"/>
+          <w:u w:color="auto"/>
+        </w:rPr>
+        <w:t>                                        "Primary",</w:t>
+      </w:r>
+      <w:r>
+        <w:rPr>
+          <w:u w:color="auto"/>
+        </w:rPr>
+        <w:t>﻿</w:t>
+        <w:cr/>
+        <w:t/>
+      </w:r>
+      <w:r>
+        <w:rPr>
+          <w:rFonts w:eastAsia="微软雅黑" w:ascii="微软雅黑" w:hAnsi="微软雅黑" w:cs="微软雅黑"/>
+          <w:sz w:val="28"/>
+          <w:u w:color="auto"/>
+        </w:rPr>
+        <w:t>                                        StringComparison.OrdinalIgnoreCase);</w:t>
+      </w:r>
+      <w:r>
+        <w:rPr>
+          <w:u w:color="auto"/>
+        </w:rPr>
+        <w:t>﻿</w:t>
+        <w:cr/>
+        <w:t/>
+        <w:cr/>
+        <w:t/>
+      </w:r>
+      <w:r>
+        <w:rPr>
+          <w:rFonts w:eastAsia="微软雅黑" w:ascii="微软雅黑" w:hAnsi="微软雅黑" w:cs="微软雅黑"/>
+          <w:sz w:val="28"/>
+          <w:u w:color="auto"/>
+        </w:rPr>
+        <w:t>                                bool keepSelected =</w:t>
+      </w:r>
+      <w:r>
+        <w:rPr>
+          <w:u w:color="auto"/>
+        </w:rPr>
+        <w:t>﻿</w:t>
+        <w:cr/>
+        <w:t/>
+      </w:r>
+      <w:r>
+        <w:rPr>
+          <w:rFonts w:eastAsia="微软雅黑" w:ascii="微软雅黑" w:hAnsi="微软雅黑" w:cs="微软雅黑"/>
+          <w:sz w:val="28"/>
+          <w:u w:color="auto"/>
+        </w:rPr>
+        <w:t>                                    keepStateName != null &amp;&amp;</w:t>
+      </w:r>
+      <w:r>
+        <w:rPr>
+          <w:u w:color="auto"/>
+        </w:rPr>
+        <w:t>﻿</w:t>
+        <w:cr/>
+        <w:t/>
+      </w:r>
+      <w:r>
+        <w:rPr>
+          <w:rFonts w:eastAsia="微软雅黑" w:ascii="微软雅黑" w:hAnsi="微软雅黑" w:cs="微软雅黑"/>
+          <w:sz w:val="28"/>
+          <w:u w:color="auto"/>
+        </w:rPr>
+        <w:t>                                    string.Equals(</w:t>
+      </w:r>
+      <w:r>
+        <w:rPr>
+          <w:u w:color="auto"/>
+        </w:rPr>
+        <w:t>﻿</w:t>
+        <w:cr/>
+        <w:t/>
+      </w:r>
+      <w:r>
+        <w:rPr>
+          <w:rFonts w:eastAsia="微软雅黑" w:ascii="微软雅黑" w:hAnsi="微软雅黑" w:cs="微软雅黑"/>
+          <w:sz w:val="28"/>
+          <w:u w:color="auto"/>
+        </w:rPr>
+        <w:t>                                        name,</w:t>
+      </w:r>
+      <w:r>
+        <w:rPr>
+          <w:u w:color="auto"/>
+        </w:rPr>
+        <w:t>﻿</w:t>
+        <w:cr/>
+        <w:t/>
+      </w:r>
+      <w:r>
+        <w:rPr>
+          <w:rFonts w:eastAsia="微软雅黑" w:ascii="微软雅黑" w:hAnsi="微软雅黑" w:cs="微软雅黑"/>
+          <w:sz w:val="28"/>
+          <w:u w:color="auto"/>
+        </w:rPr>
+        <w:t>                                        keepStateName,</w:t>
+      </w:r>
+      <w:r>
+        <w:rPr>
+          <w:u w:color="auto"/>
+        </w:rPr>
+        <w:t>﻿</w:t>
+        <w:cr/>
+        <w:t/>
+      </w:r>
+      <w:r>
+        <w:rPr>
+          <w:rFonts w:eastAsia="微软雅黑" w:ascii="微软雅黑" w:hAnsi="微软雅黑" w:cs="微软雅黑"/>
+          <w:sz w:val="28"/>
+          <w:u w:color="auto"/>
+        </w:rPr>
+        <w:t>                                        StringComparison.OrdinalIgnoreCase);</w:t>
+      </w:r>
+      <w:r>
+        <w:rPr>
+          <w:u w:color="auto"/>
+        </w:rPr>
+        <w:t>﻿</w:t>
+        <w:cr/>
+        <w:t/>
+        <w:cr/>
+        <w:t/>
+      </w:r>
+      <w:r>
+        <w:rPr>
+          <w:rFonts w:eastAsia="微软雅黑" w:ascii="微软雅黑" w:hAnsi="微软雅黑" w:cs="微软雅黑"/>
+          <w:sz w:val="28"/>
+          <w:u w:color="auto"/>
+        </w:rPr>
+        <w:t>                                if (keepPrimary || keepSelected)</w:t>
       </w:r>
       <w:r>
         <w:rPr>
@@ -1893,6 +2883,8 @@
         <w:t>﻿</w:t>
         <w:cr/>
         <w:t/>
+        <w:cr/>
+        <w:t/>
       </w:r>
       <w:r>
         <w:rPr>
@@ -1941,48 +2933,32 @@
         <w:t>﻿</w:t>
         <w:cr/>
         <w:t/>
-      </w:r>
-      <w:r>
-        <w:rPr>
-          <w:rFonts w:eastAsia="微软雅黑" w:ascii="微软雅黑" w:hAnsi="微软雅黑" w:cs="微软雅黑"/>
-          <w:sz w:val="28"/>
-          <w:u w:color="auto"/>
-        </w:rPr>
-        <w:t>                        }</w:t>
-      </w:r>
-      <w:r>
-        <w:rPr>
-          <w:u w:color="auto"/>
-        </w:rPr>
-        <w:t>﻿</w:t>
-        <w:cr/>
-        <w:t/>
-        <w:cr/>
-        <w:t/>
-      </w:r>
-      <w:r>
-        <w:rPr>
-          <w:rFonts w:eastAsia="微软雅黑" w:ascii="微软雅黑" w:hAnsi="微软雅黑" w:cs="微软雅黑"/>
-          <w:sz w:val="28"/>
-          <w:u w:color="auto"/>
-        </w:rPr>
-        <w:t>                        // Validate protected states before saving.</w:t>
-      </w:r>
-      <w:r>
-        <w:rPr>
-          <w:u w:color="auto"/>
-        </w:rPr>
-        <w:t>﻿</w:t>
-        <w:cr/>
-        <w:t/>
-      </w:r>
-      <w:r>
-        <w:rPr>
-          <w:rFonts w:eastAsia="微软雅黑" w:ascii="微软雅黑" w:hAnsi="微软雅黑" w:cs="微软雅黑"/>
-          <w:sz w:val="28"/>
-          <w:u w:color="auto"/>
-        </w:rPr>
-        <w:t xml:space="preserve">                        states = </w:t>
+        <w:cr/>
+        <w:t/>
+      </w:r>
+      <w:r>
+        <w:rPr>
+          <w:rFonts w:eastAsia="微软雅黑" w:ascii="微软雅黑" w:hAnsi="微软雅黑" w:cs="微软雅黑"/>
+          <w:sz w:val="28"/>
+          <w:u w:color="auto"/>
+        </w:rPr>
+        <w:t>                            // Refresh the collection after deletions.</w:t>
+      </w:r>
+      <w:r>
+        <w:rPr>
+          <w:u w:color="auto"/>
+        </w:rPr>
+        <w:t>﻿</w:t>
+        <w:cr/>
+        <w:t/>
+      </w:r>
+      <w:r>
+        <w:rPr>
+          <w:rFonts w:eastAsia="微软雅黑" w:ascii="微软雅黑" w:hAnsi="微软雅黑" w:cs="微软雅黑"/>
+          <w:sz w:val="28"/>
+          <w:u w:color="auto"/>
+        </w:rPr>
+        <w:t xml:space="preserve">                            states = </w:t>
       </w:r>
       <w:hyperlink r:id="rId7" w:anchor="part.Com">
         <w:r>
@@ -2016,32 +2992,426 @@
         <w:t>﻿</w:t>
         <w:cr/>
         <w:t/>
-        <w:cr/>
-        <w:t/>
-      </w:r>
-      <w:r>
-        <w:rPr>
-          <w:rFonts w:eastAsia="微软雅黑" w:ascii="微软雅黑" w:hAnsi="微软雅黑" w:cs="微软雅黑"/>
-          <w:sz w:val="28"/>
-          <w:u w:color="auto"/>
-        </w:rPr>
-        <w:t>                        if (!ContainsState(states, "Primary") ||</w:t>
-      </w:r>
-      <w:r>
-        <w:rPr>
-          <w:u w:color="auto"/>
-        </w:rPr>
-        <w:t>﻿</w:t>
-        <w:cr/>
-        <w:t/>
-      </w:r>
-      <w:r>
-        <w:rPr>
-          <w:rFonts w:eastAsia="微软雅黑" w:ascii="微软雅黑" w:hAnsi="微软雅黑" w:cs="微软雅黑"/>
-          <w:sz w:val="28"/>
-          <w:u w:color="auto"/>
-        </w:rPr>
-        <w:t>                            !ContainsState(states, activeName))</w:t>
+      </w:r>
+      <w:r>
+        <w:rPr>
+          <w:rFonts w:eastAsia="微软雅黑" w:ascii="微软雅黑" w:hAnsi="微软雅黑" w:cs="微软雅黑"/>
+          <w:sz w:val="28"/>
+          <w:u w:color="auto"/>
+        </w:rPr>
+        <w:t>                            after = states.Count;</w:t>
+      </w:r>
+      <w:r>
+        <w:rPr>
+          <w:u w:color="auto"/>
+        </w:rPr>
+        <w:t>﻿</w:t>
+        <w:cr/>
+        <w:t/>
+        <w:cr/>
+        <w:t/>
+      </w:r>
+      <w:r>
+        <w:rPr>
+          <w:rFonts w:eastAsia="微软雅黑" w:ascii="微软雅黑" w:hAnsi="微软雅黑" w:cs="微软雅黑"/>
+          <w:sz w:val="28"/>
+          <w:u w:color="auto"/>
+        </w:rPr>
+        <w:t>                            if (!ContainsState(states, "Primary"))</w:t>
+      </w:r>
+      <w:r>
+        <w:rPr>
+          <w:u w:color="auto"/>
+        </w:rPr>
+        <w:t>﻿</w:t>
+        <w:cr/>
+        <w:t/>
+      </w:r>
+      <w:r>
+        <w:rPr>
+          <w:rFonts w:eastAsia="微软雅黑" w:ascii="微软雅黑" w:hAnsi="微软雅黑" w:cs="微软雅黑"/>
+          <w:sz w:val="28"/>
+          <w:u w:color="auto"/>
+        </w:rPr>
+        <w:t>                            {</w:t>
+      </w:r>
+      <w:r>
+        <w:rPr>
+          <w:u w:color="auto"/>
+        </w:rPr>
+        <w:t>﻿</w:t>
+        <w:cr/>
+        <w:t/>
+      </w:r>
+      <w:r>
+        <w:rPr>
+          <w:rFonts w:eastAsia="微软雅黑" w:ascii="微软雅黑" w:hAnsi="微软雅黑" w:cs="微软雅黑"/>
+          <w:sz w:val="28"/>
+          <w:u w:color="auto"/>
+        </w:rPr>
+        <w:t>                                throw new Exception(</w:t>
+      </w:r>
+      <w:r>
+        <w:rPr>
+          <w:u w:color="auto"/>
+        </w:rPr>
+        <w:t>﻿</w:t>
+        <w:cr/>
+        <w:t/>
+      </w:r>
+      <w:r>
+        <w:rPr>
+          <w:rFonts w:eastAsia="微软雅黑" w:ascii="微软雅黑" w:hAnsi="微软雅黑" w:cs="微软雅黑"/>
+          <w:sz w:val="28"/>
+          <w:u w:color="auto"/>
+        </w:rPr>
+        <w:t>                                    "Validation failed: Primary is missing.");</w:t>
+      </w:r>
+      <w:r>
+        <w:rPr>
+          <w:u w:color="auto"/>
+        </w:rPr>
+        <w:t>﻿</w:t>
+        <w:cr/>
+        <w:t/>
+      </w:r>
+      <w:r>
+        <w:rPr>
+          <w:rFonts w:eastAsia="微软雅黑" w:ascii="微软雅黑" w:hAnsi="微软雅黑" w:cs="微软雅黑"/>
+          <w:sz w:val="28"/>
+          <w:u w:color="auto"/>
+        </w:rPr>
+        <w:t>                            }</w:t>
+      </w:r>
+      <w:r>
+        <w:rPr>
+          <w:u w:color="auto"/>
+        </w:rPr>
+        <w:t>﻿</w:t>
+        <w:cr/>
+        <w:t/>
+        <w:cr/>
+        <w:t/>
+      </w:r>
+      <w:r>
+        <w:rPr>
+          <w:rFonts w:eastAsia="微软雅黑" w:ascii="微软雅黑" w:hAnsi="微软雅黑" w:cs="微软雅黑"/>
+          <w:sz w:val="28"/>
+          <w:u w:color="auto"/>
+        </w:rPr>
+        <w:t>                            if (keepStateName != null &amp;&amp;</w:t>
+      </w:r>
+      <w:r>
+        <w:rPr>
+          <w:u w:color="auto"/>
+        </w:rPr>
+        <w:t>﻿</w:t>
+        <w:cr/>
+        <w:t/>
+      </w:r>
+      <w:r>
+        <w:rPr>
+          <w:rFonts w:eastAsia="微软雅黑" w:ascii="微软雅黑" w:hAnsi="微软雅黑" w:cs="微软雅黑"/>
+          <w:sz w:val="28"/>
+          <w:u w:color="auto"/>
+        </w:rPr>
+        <w:t>                                !ContainsState(states, keepStateName))</w:t>
+      </w:r>
+      <w:r>
+        <w:rPr>
+          <w:u w:color="auto"/>
+        </w:rPr>
+        <w:t>﻿</w:t>
+        <w:cr/>
+        <w:t/>
+      </w:r>
+      <w:r>
+        <w:rPr>
+          <w:rFonts w:eastAsia="微软雅黑" w:ascii="微软雅黑" w:hAnsi="微软雅黑" w:cs="微软雅黑"/>
+          <w:sz w:val="28"/>
+          <w:u w:color="auto"/>
+        </w:rPr>
+        <w:t>                            {</w:t>
+      </w:r>
+      <w:r>
+        <w:rPr>
+          <w:u w:color="auto"/>
+        </w:rPr>
+        <w:t>﻿</w:t>
+        <w:cr/>
+        <w:t/>
+      </w:r>
+      <w:r>
+        <w:rPr>
+          <w:rFonts w:eastAsia="微软雅黑" w:ascii="微软雅黑" w:hAnsi="微软雅黑" w:cs="微软雅黑"/>
+          <w:sz w:val="28"/>
+          <w:u w:color="auto"/>
+        </w:rPr>
+        <w:t>                                throw new Exception(</w:t>
+      </w:r>
+      <w:r>
+        <w:rPr>
+          <w:u w:color="auto"/>
+        </w:rPr>
+        <w:t>﻿</w:t>
+        <w:cr/>
+        <w:t/>
+      </w:r>
+      <w:r>
+        <w:rPr>
+          <w:rFonts w:eastAsia="微软雅黑" w:ascii="微软雅黑" w:hAnsi="微软雅黑" w:cs="微软雅黑"/>
+          <w:sz w:val="28"/>
+          <w:u w:color="auto"/>
+        </w:rPr>
+        <w:t>                                    "Validation failed: selected state is missing.");</w:t>
+      </w:r>
+      <w:r>
+        <w:rPr>
+          <w:u w:color="auto"/>
+        </w:rPr>
+        <w:t>﻿</w:t>
+        <w:cr/>
+        <w:t/>
+      </w:r>
+      <w:r>
+        <w:rPr>
+          <w:rFonts w:eastAsia="微软雅黑" w:ascii="微软雅黑" w:hAnsi="微软雅黑" w:cs="微软雅黑"/>
+          <w:sz w:val="28"/>
+          <w:u w:color="auto"/>
+        </w:rPr>
+        <w:t>                            }</w:t>
+      </w:r>
+      <w:r>
+        <w:rPr>
+          <w:u w:color="auto"/>
+        </w:rPr>
+        <w:t>﻿</w:t>
+        <w:cr/>
+        <w:t/>
+        <w:cr/>
+        <w:t/>
+      </w:r>
+      <w:r>
+        <w:rPr>
+          <w:rFonts w:eastAsia="微软雅黑" w:ascii="微软雅黑" w:hAnsi="微软雅黑" w:cs="微软雅黑"/>
+          <w:sz w:val="28"/>
+          <w:u w:color="auto"/>
+        </w:rPr>
+        <w:t>                            int requiredCount =</w:t>
+      </w:r>
+      <w:r>
+        <w:rPr>
+          <w:u w:color="auto"/>
+        </w:rPr>
+        <w:t>﻿</w:t>
+        <w:cr/>
+        <w:t/>
+      </w:r>
+      <w:r>
+        <w:rPr>
+          <w:rFonts w:eastAsia="微软雅黑" w:ascii="微软雅黑" w:hAnsi="微软雅黑" w:cs="微软雅黑"/>
+          <w:sz w:val="28"/>
+          <w:u w:color="auto"/>
+        </w:rPr>
+        <w:t>                                keepStateName == null ? 1 : 2;</w:t>
+      </w:r>
+      <w:r>
+        <w:rPr>
+          <w:u w:color="auto"/>
+        </w:rPr>
+        <w:t>﻿</w:t>
+        <w:cr/>
+        <w:t/>
+        <w:cr/>
+        <w:t/>
+      </w:r>
+      <w:r>
+        <w:rPr>
+          <w:rFonts w:eastAsia="微软雅黑" w:ascii="微软雅黑" w:hAnsi="微软雅黑" w:cs="微软雅黑"/>
+          <w:sz w:val="28"/>
+          <w:u w:color="auto"/>
+        </w:rPr>
+        <w:t>                            if (after != requiredCount)</w:t>
+      </w:r>
+      <w:r>
+        <w:rPr>
+          <w:u w:color="auto"/>
+        </w:rPr>
+        <w:t>﻿</w:t>
+        <w:cr/>
+        <w:t/>
+      </w:r>
+      <w:r>
+        <w:rPr>
+          <w:rFonts w:eastAsia="微软雅黑" w:ascii="微软雅黑" w:hAnsi="微软雅黑" w:cs="微软雅黑"/>
+          <w:sz w:val="28"/>
+          <w:u w:color="auto"/>
+        </w:rPr>
+        <w:t>                            {</w:t>
+      </w:r>
+      <w:r>
+        <w:rPr>
+          <w:u w:color="auto"/>
+        </w:rPr>
+        <w:t>﻿</w:t>
+        <w:cr/>
+        <w:t/>
+      </w:r>
+      <w:r>
+        <w:rPr>
+          <w:rFonts w:eastAsia="微软雅黑" w:ascii="微软雅黑" w:hAnsi="微软雅黑" w:cs="微软雅黑"/>
+          <w:sz w:val="28"/>
+          <w:u w:color="auto"/>
+        </w:rPr>
+        <w:t>                                throw new Exception(</w:t>
+      </w:r>
+      <w:r>
+        <w:rPr>
+          <w:u w:color="auto"/>
+        </w:rPr>
+        <w:t>﻿</w:t>
+        <w:cr/>
+        <w:t/>
+      </w:r>
+      <w:r>
+        <w:rPr>
+          <w:rFonts w:eastAsia="微软雅黑" w:ascii="微软雅黑" w:hAnsi="微软雅黑" w:cs="微软雅黑"/>
+          <w:sz w:val="28"/>
+          <w:u w:color="auto"/>
+        </w:rPr>
+        <w:t>                                    "Validation failed. Expected " +</w:t>
+      </w:r>
+      <w:r>
+        <w:rPr>
+          <w:u w:color="auto"/>
+        </w:rPr>
+        <w:t>﻿</w:t>
+        <w:cr/>
+        <w:t/>
+      </w:r>
+      <w:r>
+        <w:rPr>
+          <w:rFonts w:eastAsia="微软雅黑" w:ascii="微软雅黑" w:hAnsi="微软雅黑" w:cs="微软雅黑"/>
+          <w:sz w:val="28"/>
+          <w:u w:color="auto"/>
+        </w:rPr>
+        <w:t>                                    requiredCount +</w:t>
+      </w:r>
+      <w:r>
+        <w:rPr>
+          <w:u w:color="auto"/>
+        </w:rPr>
+        <w:t>﻿</w:t>
+        <w:cr/>
+        <w:t/>
+      </w:r>
+      <w:r>
+        <w:rPr>
+          <w:rFonts w:eastAsia="微软雅黑" w:ascii="微软雅黑" w:hAnsi="微软雅黑" w:cs="微软雅黑"/>
+          <w:sz w:val="28"/>
+          <w:u w:color="auto"/>
+        </w:rPr>
+        <w:t>                                    " states but found " + after + ".");</w:t>
+      </w:r>
+      <w:r>
+        <w:rPr>
+          <w:u w:color="auto"/>
+        </w:rPr>
+        <w:t>﻿</w:t>
+        <w:cr/>
+        <w:t/>
+      </w:r>
+      <w:r>
+        <w:rPr>
+          <w:rFonts w:eastAsia="微软雅黑" w:ascii="微软雅黑" w:hAnsi="微软雅黑" w:cs="微软雅黑"/>
+          <w:sz w:val="28"/>
+          <w:u w:color="auto"/>
+        </w:rPr>
+        <w:t>                            }</w:t>
+      </w:r>
+      <w:r>
+        <w:rPr>
+          <w:u w:color="auto"/>
+        </w:rPr>
+        <w:t>﻿</w:t>
+        <w:cr/>
+        <w:t/>
+        <w:cr/>
+        <w:t/>
+      </w:r>
+      <w:r>
+        <w:rPr>
+          <w:rFonts w:eastAsia="微软雅黑" w:ascii="微软雅黑" w:hAnsi="微软雅黑" w:cs="微软雅黑"/>
+          <w:sz w:val="28"/>
+          <w:u w:color="auto"/>
+        </w:rPr>
+        <w:t>                            part.Save();</w:t>
+      </w:r>
+      <w:r>
+        <w:rPr>
+          <w:u w:color="auto"/>
+        </w:rPr>
+        <w:t>﻿</w:t>
+        <w:cr/>
+        <w:t/>
+        <w:cr/>
+        <w:t/>
+      </w:r>
+      <w:r>
+        <w:rPr>
+          <w:rFonts w:eastAsia="微软雅黑" w:ascii="微软雅黑" w:hAnsi="微软雅黑" w:cs="微软雅黑"/>
+          <w:sz w:val="28"/>
+          <w:u w:color="auto"/>
+        </w:rPr>
+        <w:t>                            status = "SUCCESS";</w:t>
+      </w:r>
+      <w:r>
+        <w:rPr>
+          <w:u w:color="auto"/>
+        </w:rPr>
+        <w:t>﻿</w:t>
+        <w:cr/>
+        <w:t/>
+      </w:r>
+      <w:r>
+        <w:rPr>
+          <w:rFonts w:eastAsia="微软雅黑" w:ascii="微软雅黑" w:hAnsi="微软雅黑" w:cs="微软雅黑"/>
+          <w:sz w:val="28"/>
+          <w:u w:color="auto"/>
+        </w:rPr>
+        <w:t>                            details = "Cleanup completed and output saved.";</w:t>
+      </w:r>
+      <w:r>
+        <w:rPr>
+          <w:u w:color="auto"/>
+        </w:rPr>
+        <w:t>﻿</w:t>
+        <w:cr/>
+        <w:t/>
+      </w:r>
+      <w:r>
+        <w:rPr>
+          <w:rFonts w:eastAsia="微软雅黑" w:ascii="微软雅黑" w:hAnsi="微软雅黑" w:cs="微软雅黑"/>
+          <w:sz w:val="28"/>
+          <w:u w:color="auto"/>
+        </w:rPr>
+        <w:t>                        }</w:t>
+      </w:r>
+      <w:r>
+        <w:rPr>
+          <w:u w:color="auto"/>
+        </w:rPr>
+        <w:t>﻿</w:t>
+        <w:cr/>
+        <w:t/>
+      </w:r>
+      <w:r>
+        <w:rPr>
+          <w:rFonts w:eastAsia="微软雅黑" w:ascii="微软雅黑" w:hAnsi="微软雅黑" w:cs="微软雅黑"/>
+          <w:sz w:val="28"/>
+          <w:u w:color="auto"/>
+        </w:rPr>
+        <w:t>                        else</w:t>
       </w:r>
       <w:r>
         <w:rPr>
@@ -2073,39 +3443,105 @@
           <w:sz w:val="28"/>
           <w:u w:color="auto"/>
         </w:rPr>
-        <w:t>                            throw new InvalidOperationException(</w:t>
-      </w:r>
-      <w:r>
-        <w:rPr>
-          <w:u w:color="auto"/>
-        </w:rPr>
-        <w:t>﻿</w:t>
-        <w:cr/>
-        <w:t/>
-      </w:r>
-      <w:r>
-        <w:rPr>
-          <w:rFonts w:eastAsia="微软雅黑" w:ascii="微软雅黑" w:hAnsi="微软雅黑" w:cs="微软雅黑"/>
-          <w:sz w:val="28"/>
-          <w:u w:color="auto"/>
-        </w:rPr>
-        <w:t>                                "Safety check failed. A protected state " +</w:t>
-      </w:r>
-      <w:r>
-        <w:rPr>
-          <w:u w:color="auto"/>
-        </w:rPr>
-        <w:t>﻿</w:t>
-        <w:cr/>
-        <w:t/>
-      </w:r>
-      <w:r>
-        <w:rPr>
-          <w:rFonts w:eastAsia="微软雅黑" w:ascii="微软雅黑" w:hAnsi="微软雅黑" w:cs="微软雅黑"/>
-          <w:sz w:val="28"/>
-          <w:u w:color="auto"/>
-        </w:rPr>
-        <w:t>                                "is missing. Changes were not saved.");</w:t>
+        <w:t>                            after = before;</w:t>
+      </w:r>
+      <w:r>
+        <w:rPr>
+          <w:u w:color="auto"/>
+        </w:rPr>
+        <w:t>﻿</w:t>
+        <w:cr/>
+        <w:t/>
+      </w:r>
+      <w:r>
+        <w:rPr>
+          <w:rFonts w:eastAsia="微软雅黑" w:ascii="微软雅黑" w:hAnsi="微软雅黑" w:cs="微软雅黑"/>
+          <w:sz w:val="28"/>
+          <w:u w:color="auto"/>
+        </w:rPr>
+        <w:t>                            deleted = 0;</w:t>
+      </w:r>
+      <w:r>
+        <w:rPr>
+          <w:u w:color="auto"/>
+        </w:rPr>
+        <w:t>﻿</w:t>
+        <w:cr/>
+        <w:t/>
+        <w:cr/>
+        <w:t/>
+      </w:r>
+      <w:r>
+        <w:rPr>
+          <w:rFonts w:eastAsia="微软雅黑" w:ascii="微软雅黑" w:hAnsi="微软雅黑" w:cs="微软雅黑"/>
+          <w:sz w:val="28"/>
+          <w:u w:color="auto"/>
+        </w:rPr>
+        <w:t>                            status = "PREVIEW";</w:t>
+      </w:r>
+      <w:r>
+        <w:rPr>
+          <w:u w:color="auto"/>
+        </w:rPr>
+        <w:t>﻿</w:t>
+        <w:cr/>
+        <w:t/>
+      </w:r>
+      <w:r>
+        <w:rPr>
+          <w:rFonts w:eastAsia="微软雅黑" w:ascii="微软雅黑" w:hAnsi="微软雅黑" w:cs="微软雅黑"/>
+          <w:sz w:val="28"/>
+          <w:u w:color="auto"/>
+        </w:rPr>
+        <w:t>                            details =</w:t>
+      </w:r>
+      <w:r>
+        <w:rPr>
+          <w:u w:color="auto"/>
+        </w:rPr>
+        <w:t>﻿</w:t>
+        <w:cr/>
+        <w:t/>
+      </w:r>
+      <w:r>
+        <w:rPr>
+          <w:rFonts w:eastAsia="微软雅黑" w:ascii="微软雅黑" w:hAnsi="微软雅黑" w:cs="微软雅黑"/>
+          <w:sz w:val="28"/>
+          <w:u w:color="auto"/>
+        </w:rPr>
+        <w:t>                                "No Model States were deleted. " +</w:t>
+      </w:r>
+      <w:r>
+        <w:rPr>
+          <w:u w:color="auto"/>
+        </w:rPr>
+        <w:t>﻿</w:t>
+        <w:cr/>
+        <w:t/>
+      </w:r>
+      <w:r>
+        <w:rPr>
+          <w:rFonts w:eastAsia="微软雅黑" w:ascii="微软雅黑" w:hAnsi="微软雅黑" w:cs="微软雅黑"/>
+          <w:sz w:val="28"/>
+          <w:u w:color="auto"/>
+        </w:rPr>
+        <w:t>                                proposedDeletes +</w:t>
+      </w:r>
+      <w:r>
+        <w:rPr>
+          <w:u w:color="auto"/>
+        </w:rPr>
+        <w:t>﻿</w:t>
+        <w:cr/>
+        <w:t/>
+      </w:r>
+      <w:r>
+        <w:rPr>
+          <w:rFonts w:eastAsia="微软雅黑" w:ascii="微软雅黑" w:hAnsi="微软雅黑" w:cs="微软雅黑"/>
+          <w:sz w:val="28"/>
+          <w:u w:color="auto"/>
+        </w:rPr>
+        <w:t>                                " deletion(s) proposed.";</w:t>
       </w:r>
       <w:r>
         <w:rPr>
@@ -2139,433 +3575,23 @@
           <w:sz w:val="28"/>
           <w:u w:color="auto"/>
         </w:rPr>
-        <w:t>                        int after = states.Count;</w:t>
-      </w:r>
-      <w:r>
-        <w:rPr>
-          <w:u w:color="auto"/>
-        </w:rPr>
-        <w:t>﻿</w:t>
-        <w:cr/>
-        <w:t/>
-        <w:cr/>
-        <w:t/>
-      </w:r>
-      <w:r>
-        <w:rPr>
-          <w:rFonts w:eastAsia="微软雅黑" w:ascii="微软雅黑" w:hAnsi="微软雅黑" w:cs="微软雅黑"/>
-          <w:sz w:val="28"/>
-          <w:u w:color="auto"/>
-        </w:rPr>
-        <w:t>                        if (EnableDeletion)</w:t>
-      </w:r>
-      <w:r>
-        <w:rPr>
-          <w:u w:color="auto"/>
-        </w:rPr>
-        <w:t>﻿</w:t>
-        <w:cr/>
-        <w:t/>
-      </w:r>
-      <w:r>
-        <w:rPr>
-          <w:rFonts w:eastAsia="微软雅黑" w:ascii="微软雅黑" w:hAnsi="微软雅黑" w:cs="微软雅黑"/>
-          <w:sz w:val="28"/>
-          <w:u w:color="auto"/>
-        </w:rPr>
-        <w:t>                        {</w:t>
-      </w:r>
-      <w:r>
-        <w:rPr>
-          <w:u w:color="auto"/>
-        </w:rPr>
-        <w:t>﻿</w:t>
-        <w:cr/>
-        <w:t/>
-      </w:r>
-      <w:r>
-        <w:rPr>
-          <w:rFonts w:eastAsia="微软雅黑" w:ascii="微软雅黑" w:hAnsi="微软雅黑" w:cs="微软雅黑"/>
-          <w:sz w:val="28"/>
-          <w:u w:color="auto"/>
-        </w:rPr>
-        <w:t>                            int expectedCount =</w:t>
-      </w:r>
-      <w:r>
-        <w:rPr>
-          <w:u w:color="auto"/>
-        </w:rPr>
-        <w:t>﻿</w:t>
-        <w:cr/>
-        <w:t/>
-      </w:r>
-      <w:r>
-        <w:rPr>
-          <w:rFonts w:eastAsia="微软雅黑" w:ascii="微软雅黑" w:hAnsi="微软雅黑" w:cs="微软雅黑"/>
-          <w:sz w:val="28"/>
-          <w:u w:color="auto"/>
-        </w:rPr>
-        <w:t>                                activeName == "Primary" ? 1 : 2;</w:t>
-      </w:r>
-      <w:r>
-        <w:rPr>
-          <w:u w:color="auto"/>
-        </w:rPr>
-        <w:t>﻿</w:t>
-        <w:cr/>
-        <w:t/>
-        <w:cr/>
-        <w:t/>
-      </w:r>
-      <w:r>
-        <w:rPr>
-          <w:rFonts w:eastAsia="微软雅黑" w:ascii="微软雅黑" w:hAnsi="微软雅黑" w:cs="微软雅黑"/>
-          <w:sz w:val="28"/>
-          <w:u w:color="auto"/>
-        </w:rPr>
-        <w:t>                            if (after != expectedCount)</w:t>
-      </w:r>
-      <w:r>
-        <w:rPr>
-          <w:u w:color="auto"/>
-        </w:rPr>
-        <w:t>﻿</w:t>
-        <w:cr/>
-        <w:t/>
-      </w:r>
-      <w:r>
-        <w:rPr>
-          <w:rFonts w:eastAsia="微软雅黑" w:ascii="微软雅黑" w:hAnsi="微软雅黑" w:cs="微软雅黑"/>
-          <w:sz w:val="28"/>
-          <w:u w:color="auto"/>
-        </w:rPr>
-        <w:t>                            {</w:t>
-      </w:r>
-      <w:r>
-        <w:rPr>
-          <w:u w:color="auto"/>
-        </w:rPr>
-        <w:t>﻿</w:t>
-        <w:cr/>
-        <w:t/>
-      </w:r>
-      <w:r>
-        <w:rPr>
-          <w:rFonts w:eastAsia="微软雅黑" w:ascii="微软雅黑" w:hAnsi="微软雅黑" w:cs="微软雅黑"/>
-          <w:sz w:val="28"/>
-          <w:u w:color="auto"/>
-        </w:rPr>
-        <w:t>                                throw new InvalidOperationException(</w:t>
-      </w:r>
-      <w:r>
-        <w:rPr>
-          <w:u w:color="auto"/>
-        </w:rPr>
-        <w:t>﻿</w:t>
-        <w:cr/>
-        <w:t/>
-      </w:r>
-      <w:r>
-        <w:rPr>
-          <w:rFonts w:eastAsia="微软雅黑" w:ascii="微软雅黑" w:hAnsi="微软雅黑" w:cs="微软雅黑"/>
-          <w:sz w:val="28"/>
-          <w:u w:color="auto"/>
-        </w:rPr>
-        <w:t>                                    "Unexpected remaining state count. " +</w:t>
-      </w:r>
-      <w:r>
-        <w:rPr>
-          <w:u w:color="auto"/>
-        </w:rPr>
-        <w:t>﻿</w:t>
-        <w:cr/>
-        <w:t/>
-      </w:r>
-      <w:r>
-        <w:rPr>
-          <w:rFonts w:eastAsia="微软雅黑" w:ascii="微软雅黑" w:hAnsi="微软雅黑" w:cs="微软雅黑"/>
-          <w:sz w:val="28"/>
-          <w:u w:color="auto"/>
-        </w:rPr>
-        <w:t>                                    "Changes were not saved.");</w:t>
-      </w:r>
-      <w:r>
-        <w:rPr>
-          <w:u w:color="auto"/>
-        </w:rPr>
-        <w:t>﻿</w:t>
-        <w:cr/>
-        <w:t/>
-      </w:r>
-      <w:r>
-        <w:rPr>
-          <w:rFonts w:eastAsia="微软雅黑" w:ascii="微软雅黑" w:hAnsi="微软雅黑" w:cs="微软雅黑"/>
-          <w:sz w:val="28"/>
-          <w:u w:color="auto"/>
-        </w:rPr>
-        <w:t>                            }</w:t>
-      </w:r>
-      <w:r>
-        <w:rPr>
-          <w:u w:color="auto"/>
-        </w:rPr>
-        <w:t>﻿</w:t>
-        <w:cr/>
-        <w:t/>
-        <w:cr/>
-        <w:t/>
-      </w:r>
-      <w:r>
-        <w:rPr>
-          <w:rFonts w:eastAsia="微软雅黑" w:ascii="微软雅黑" w:hAnsi="微软雅黑" w:cs="微软雅黑"/>
-          <w:sz w:val="28"/>
-          <w:u w:color="auto"/>
-        </w:rPr>
-        <w:t>                            // Save only the output copy.</w:t>
-      </w:r>
-      <w:r>
-        <w:rPr>
-          <w:u w:color="auto"/>
-        </w:rPr>
-        <w:t>﻿</w:t>
-        <w:cr/>
-        <w:t/>
-      </w:r>
-      <w:r>
-        <w:rPr>
-          <w:rFonts w:eastAsia="微软雅黑" w:ascii="微软雅黑" w:hAnsi="微软雅黑" w:cs="微软雅黑"/>
-          <w:sz w:val="28"/>
-          <w:u w:color="auto"/>
-        </w:rPr>
-        <w:t>                            part.Save();</w:t>
-      </w:r>
-      <w:r>
-        <w:rPr>
-          <w:u w:color="auto"/>
-        </w:rPr>
-        <w:t>﻿</w:t>
-        <w:cr/>
-        <w:t/>
-      </w:r>
-      <w:r>
-        <w:rPr>
-          <w:rFonts w:eastAsia="微软雅黑" w:ascii="微软雅黑" w:hAnsi="微软雅黑" w:cs="微软雅黑"/>
-          <w:sz w:val="28"/>
-          <w:u w:color="auto"/>
-        </w:rPr>
-        <w:t>                            saved = true;</w:t>
-      </w:r>
-      <w:r>
-        <w:rPr>
-          <w:u w:color="auto"/>
-        </w:rPr>
-        <w:t>﻿</w:t>
-        <w:cr/>
-        <w:t/>
-        <w:cr/>
-        <w:t/>
-      </w:r>
-      <w:r>
-        <w:rPr>
-          <w:rFonts w:eastAsia="微软雅黑" w:ascii="微软雅黑" w:hAnsi="微软雅黑" w:cs="微软雅黑"/>
-          <w:sz w:val="28"/>
-          <w:u w:color="auto"/>
-        </w:rPr>
-        <w:t>                            Console.WriteLine("Deleted: " + deleted);</w:t>
-      </w:r>
-      <w:r>
-        <w:rPr>
-          <w:u w:color="auto"/>
-        </w:rPr>
-        <w:t>﻿</w:t>
-        <w:cr/>
-        <w:t/>
-      </w:r>
-      <w:r>
-        <w:rPr>
-          <w:rFonts w:eastAsia="微软雅黑" w:ascii="微软雅黑" w:hAnsi="微软雅黑" w:cs="微软雅黑"/>
-          <w:sz w:val="28"/>
-          <w:u w:color="auto"/>
-        </w:rPr>
-        <w:t>                            Console.WriteLine("Remaining: " + after);</w:t>
-      </w:r>
-      <w:r>
-        <w:rPr>
-          <w:u w:color="auto"/>
-        </w:rPr>
-        <w:t>﻿</w:t>
-        <w:cr/>
-        <w:t/>
-      </w:r>
-      <w:r>
-        <w:rPr>
-          <w:rFonts w:eastAsia="微软雅黑" w:ascii="微软雅黑" w:hAnsi="微软雅黑" w:cs="微软雅黑"/>
-          <w:sz w:val="28"/>
-          <w:u w:color="auto"/>
-        </w:rPr>
-        <w:t>                            Console.WriteLine("Saved output copy.");</w:t>
-      </w:r>
-      <w:r>
-        <w:rPr>
-          <w:u w:color="auto"/>
-        </w:rPr>
-        <w:t>﻿</w:t>
-        <w:cr/>
-        <w:t/>
-      </w:r>
-      <w:r>
-        <w:rPr>
-          <w:rFonts w:eastAsia="微软雅黑" w:ascii="微软雅黑" w:hAnsi="微软雅黑" w:cs="微软雅黑"/>
-          <w:sz w:val="28"/>
-          <w:u w:color="auto"/>
-        </w:rPr>
-        <w:t>                        }</w:t>
-      </w:r>
-      <w:r>
-        <w:rPr>
-          <w:u w:color="auto"/>
-        </w:rPr>
-        <w:t>﻿</w:t>
-        <w:cr/>
-        <w:t/>
-      </w:r>
-      <w:r>
-        <w:rPr>
-          <w:rFonts w:eastAsia="微软雅黑" w:ascii="微软雅黑" w:hAnsi="微软雅黑" w:cs="微软雅黑"/>
-          <w:sz w:val="28"/>
-          <w:u w:color="auto"/>
-        </w:rPr>
-        <w:t>                        else</w:t>
-      </w:r>
-      <w:r>
-        <w:rPr>
-          <w:u w:color="auto"/>
-        </w:rPr>
-        <w:t>﻿</w:t>
-        <w:cr/>
-        <w:t/>
-      </w:r>
-      <w:r>
-        <w:rPr>
-          <w:rFonts w:eastAsia="微软雅黑" w:ascii="微软雅黑" w:hAnsi="微软雅黑" w:cs="微软雅黑"/>
-          <w:sz w:val="28"/>
-          <w:u w:color="auto"/>
-        </w:rPr>
-        <w:t>                        {</w:t>
-      </w:r>
-      <w:r>
-        <w:rPr>
-          <w:u w:color="auto"/>
-        </w:rPr>
-        <w:t>﻿</w:t>
-        <w:cr/>
-        <w:t/>
-      </w:r>
-      <w:r>
-        <w:rPr>
-          <w:rFonts w:eastAsia="微软雅黑" w:ascii="微软雅黑" w:hAnsi="微软雅黑" w:cs="微软雅黑"/>
-          <w:sz w:val="28"/>
-          <w:u w:color="auto"/>
-        </w:rPr>
-        <w:t>                            Console.WriteLine(</w:t>
-      </w:r>
-      <w:r>
-        <w:rPr>
-          <w:u w:color="auto"/>
-        </w:rPr>
-        <w:t>﻿</w:t>
-        <w:cr/>
-        <w:t/>
-      </w:r>
-      <w:r>
-        <w:rPr>
-          <w:rFonts w:eastAsia="微软雅黑" w:ascii="微软雅黑" w:hAnsi="微软雅黑" w:cs="微软雅黑"/>
-          <w:sz w:val="28"/>
-          <w:u w:color="auto"/>
-        </w:rPr>
-        <w:t>                                "PREVIEW ONLY: No states deleted.");</w:t>
-      </w:r>
-      <w:r>
-        <w:rPr>
-          <w:u w:color="auto"/>
-        </w:rPr>
-        <w:t>﻿</w:t>
-        <w:cr/>
-        <w:t/>
-      </w:r>
-      <w:r>
-        <w:rPr>
-          <w:rFonts w:eastAsia="微软雅黑" w:ascii="微软雅黑" w:hAnsi="微软雅黑" w:cs="微软雅黑"/>
-          <w:sz w:val="28"/>
-          <w:u w:color="auto"/>
-        </w:rPr>
-        <w:t>                            Console.WriteLine(</w:t>
-      </w:r>
-      <w:r>
-        <w:rPr>
-          <w:u w:color="auto"/>
-        </w:rPr>
-        <w:t>﻿</w:t>
-        <w:cr/>
-        <w:t/>
-      </w:r>
-      <w:r>
-        <w:rPr>
-          <w:rFonts w:eastAsia="微软雅黑" w:ascii="微软雅黑" w:hAnsi="微软雅黑" w:cs="微软雅黑"/>
-          <w:sz w:val="28"/>
-          <w:u w:color="auto"/>
-        </w:rPr>
-        <w:t>                                "Proposed deletions: " +</w:t>
-      </w:r>
-      <w:r>
-        <w:rPr>
-          <w:u w:color="auto"/>
-        </w:rPr>
-        <w:t>﻿</w:t>
-        <w:cr/>
-        <w:t/>
-      </w:r>
-      <w:r>
-        <w:rPr>
-          <w:rFonts w:eastAsia="微软雅黑" w:ascii="微软雅黑" w:hAnsi="微软雅黑" w:cs="微软雅黑"/>
-          <w:sz w:val="28"/>
-          <w:u w:color="auto"/>
-        </w:rPr>
-        <w:t>                                (before - after));</w:t>
-      </w:r>
-      <w:r>
-        <w:rPr>
-          <w:u w:color="auto"/>
-        </w:rPr>
-        <w:t>﻿</w:t>
-        <w:cr/>
-        <w:t/>
-      </w:r>
-      <w:r>
-        <w:rPr>
-          <w:rFonts w:eastAsia="微软雅黑" w:ascii="微软雅黑" w:hAnsi="微软雅黑" w:cs="微软雅黑"/>
-          <w:sz w:val="28"/>
-          <w:u w:color="auto"/>
-        </w:rPr>
-        <w:t>                        }</w:t>
-      </w:r>
-      <w:r>
-        <w:rPr>
-          <w:u w:color="auto"/>
-        </w:rPr>
-        <w:t>﻿</w:t>
-        <w:cr/>
-        <w:t/>
-        <w:cr/>
-        <w:t/>
-      </w:r>
-      <w:r>
-        <w:rPr>
-          <w:rFonts w:eastAsia="微软雅黑" w:ascii="微软雅黑" w:hAnsi="微软雅黑" w:cs="微软雅黑"/>
-          <w:sz w:val="28"/>
-          <w:u w:color="auto"/>
-        </w:rPr>
-        <w:t>                        report.Add(Csv(Path.GetFileName(sourcePath)) + "," +</w:t>
+        <w:t>                        report.Add(</w:t>
+      </w:r>
+      <w:r>
+        <w:rPr>
+          <w:u w:color="auto"/>
+        </w:rPr>
+        <w:t>﻿</w:t>
+        <w:cr/>
+        <w:t/>
+      </w:r>
+      <w:r>
+        <w:rPr>
+          <w:rFonts w:eastAsia="微软雅黑" w:ascii="微软雅黑" w:hAnsi="微软雅黑" w:cs="微软雅黑"/>
+          <w:sz w:val="28"/>
+          <w:u w:color="auto"/>
+        </w:rPr>
+        <w:t>                            Csv(fileName) + "," +</w:t>
       </w:r>
       <w:r>
         <w:rPr>
@@ -2597,87 +3623,87 @@
           <w:sz w:val="28"/>
           <w:u w:color="auto"/>
         </w:rPr>
-        <w:t>                            Csv(activeName) + "," +</w:t>
-      </w:r>
-      <w:r>
-        <w:rPr>
-          <w:u w:color="auto"/>
-        </w:rPr>
-        <w:t>﻿</w:t>
-        <w:cr/>
-        <w:t/>
-      </w:r>
-      <w:r>
-        <w:rPr>
-          <w:rFonts w:eastAsia="微软雅黑" w:ascii="微软雅黑" w:hAnsi="微软雅黑" w:cs="微软雅黑"/>
-          <w:sz w:val="28"/>
-          <w:u w:color="auto"/>
-        </w:rPr>
-        <w:t>                            before + "," + deleted + "," + after + "," +</w:t>
-      </w:r>
-      <w:r>
-        <w:rPr>
-          <w:u w:color="auto"/>
-        </w:rPr>
-        <w:t>﻿</w:t>
-        <w:cr/>
-        <w:t/>
-      </w:r>
-      <w:r>
-        <w:rPr>
-          <w:rFonts w:eastAsia="微软雅黑" w:ascii="微软雅黑" w:hAnsi="微软雅黑" w:cs="微软雅黑"/>
-          <w:sz w:val="28"/>
-          <w:u w:color="auto"/>
-        </w:rPr>
-        <w:t>                            (EnableDeletion ? "SUCCESS" : "PREVIEW") +</w:t>
-      </w:r>
-      <w:r>
-        <w:rPr>
-          <w:u w:color="auto"/>
-        </w:rPr>
-        <w:t>﻿</w:t>
-        <w:cr/>
-        <w:t/>
-      </w:r>
-      <w:r>
-        <w:rPr>
-          <w:rFonts w:eastAsia="微软雅黑" w:ascii="微软雅黑" w:hAnsi="微软雅黑" w:cs="微软雅黑"/>
-          <w:sz w:val="28"/>
-          <w:u w:color="auto"/>
-        </w:rPr>
-        <w:t>                            "," + Csv(saved</w:t>
-      </w:r>
-      <w:r>
-        <w:rPr>
-          <w:u w:color="auto"/>
-        </w:rPr>
-        <w:t>﻿</w:t>
-        <w:cr/>
-        <w:t/>
-      </w:r>
-      <w:r>
-        <w:rPr>
-          <w:rFonts w:eastAsia="微软雅黑" w:ascii="微软雅黑" w:hAnsi="微软雅黑" w:cs="微软雅黑"/>
-          <w:sz w:val="28"/>
-          <w:u w:color="auto"/>
-        </w:rPr>
-        <w:t>                                ? "Cleaned copy saved"</w:t>
-      </w:r>
-      <w:r>
-        <w:rPr>
-          <w:u w:color="auto"/>
-        </w:rPr>
-        <w:t>﻿</w:t>
-        <w:cr/>
-        <w:t/>
-      </w:r>
-      <w:r>
-        <w:rPr>
-          <w:rFonts w:eastAsia="微软雅黑" w:ascii="微软雅黑" w:hAnsi="微软雅黑" w:cs="微软雅黑"/>
-          <w:sz w:val="28"/>
-          <w:u w:color="auto"/>
-        </w:rPr>
-        <w:t>                                : "No deletion performed"));</w:t>
+        <w:t>                            Csv(keptStates) + "," +</w:t>
+      </w:r>
+      <w:r>
+        <w:rPr>
+          <w:u w:color="auto"/>
+        </w:rPr>
+        <w:t>﻿</w:t>
+        <w:cr/>
+        <w:t/>
+      </w:r>
+      <w:r>
+        <w:rPr>
+          <w:rFonts w:eastAsia="微软雅黑" w:ascii="微软雅黑" w:hAnsi="微软雅黑" w:cs="微软雅黑"/>
+          <w:sz w:val="28"/>
+          <w:u w:color="auto"/>
+        </w:rPr>
+        <w:t>                            before + "," +</w:t>
+      </w:r>
+      <w:r>
+        <w:rPr>
+          <w:u w:color="auto"/>
+        </w:rPr>
+        <w:t>﻿</w:t>
+        <w:cr/>
+        <w:t/>
+      </w:r>
+      <w:r>
+        <w:rPr>
+          <w:rFonts w:eastAsia="微软雅黑" w:ascii="微软雅黑" w:hAnsi="微软雅黑" w:cs="微软雅黑"/>
+          <w:sz w:val="28"/>
+          <w:u w:color="auto"/>
+        </w:rPr>
+        <w:t>                            deleted + "," +</w:t>
+      </w:r>
+      <w:r>
+        <w:rPr>
+          <w:u w:color="auto"/>
+        </w:rPr>
+        <w:t>﻿</w:t>
+        <w:cr/>
+        <w:t/>
+      </w:r>
+      <w:r>
+        <w:rPr>
+          <w:rFonts w:eastAsia="微软雅黑" w:ascii="微软雅黑" w:hAnsi="微软雅黑" w:cs="微软雅黑"/>
+          <w:sz w:val="28"/>
+          <w:u w:color="auto"/>
+        </w:rPr>
+        <w:t>                            after + "," +</w:t>
+      </w:r>
+      <w:r>
+        <w:rPr>
+          <w:u w:color="auto"/>
+        </w:rPr>
+        <w:t>﻿</w:t>
+        <w:cr/>
+        <w:t/>
+      </w:r>
+      <w:r>
+        <w:rPr>
+          <w:rFonts w:eastAsia="微软雅黑" w:ascii="微软雅黑" w:hAnsi="微软雅黑" w:cs="微软雅黑"/>
+          <w:sz w:val="28"/>
+          <w:u w:color="auto"/>
+        </w:rPr>
+        <w:t>                            status + "," +</w:t>
+      </w:r>
+      <w:r>
+        <w:rPr>
+          <w:u w:color="auto"/>
+        </w:rPr>
+        <w:t>﻿</w:t>
+        <w:cr/>
+        <w:t/>
+      </w:r>
+      <w:r>
+        <w:rPr>
+          <w:rFonts w:eastAsia="微软雅黑" w:ascii="微软雅黑" w:hAnsi="微软雅黑" w:cs="微软雅黑"/>
+          <w:sz w:val="28"/>
+          <w:u w:color="auto"/>
+        </w:rPr>
+        <w:t>                            Csv(details));</w:t>
       </w:r>
       <w:r>
         <w:rPr>
@@ -2704,6 +3730,24 @@
         <w:t>﻿</w:t>
         <w:cr/>
         <w:t/>
+        <w:cr/>
+        <w:t/>
+      </w:r>
+      <w:r>
+        <w:rPr>
+          <w:rFonts w:eastAsia="微软雅黑" w:ascii="微软雅黑" w:hAnsi="微软雅黑" w:cs="微软雅黑"/>
+          <w:sz w:val="28"/>
+          <w:u w:color="auto"/>
+        </w:rPr>
+        <w:t>                        Console.WriteLine("Status: " + status);</w:t>
+      </w:r>
+      <w:r>
+        <w:rPr>
+          <w:u w:color="auto"/>
+        </w:rPr>
+        <w:t>﻿</w:t>
+        <w:cr/>
+        <w:t/>
       </w:r>
       <w:r>
         <w:rPr>
@@ -2759,7 +3803,153 @@
           <w:sz w:val="28"/>
           <w:u w:color="auto"/>
         </w:rPr>
-        <w:t xml:space="preserve">                        Console.WriteLine("ERROR: " + </w:t>
+        <w:t>                        failed++;</w:t>
+      </w:r>
+      <w:r>
+        <w:rPr>
+          <w:u w:color="auto"/>
+        </w:rPr>
+        <w:t>﻿</w:t>
+        <w:cr/>
+        <w:t/>
+        <w:cr/>
+        <w:t/>
+      </w:r>
+      <w:r>
+        <w:rPr>
+          <w:rFonts w:eastAsia="微软雅黑" w:ascii="微软雅黑" w:hAnsi="微软雅黑" w:cs="微软雅黑"/>
+          <w:sz w:val="28"/>
+          <w:u w:color="auto"/>
+        </w:rPr>
+        <w:t>                        report.Add(</w:t>
+      </w:r>
+      <w:r>
+        <w:rPr>
+          <w:u w:color="auto"/>
+        </w:rPr>
+        <w:t>﻿</w:t>
+        <w:cr/>
+        <w:t/>
+      </w:r>
+      <w:r>
+        <w:rPr>
+          <w:rFonts w:eastAsia="微软雅黑" w:ascii="微软雅黑" w:hAnsi="微软雅黑" w:cs="微软雅黑"/>
+          <w:sz w:val="28"/>
+          <w:u w:color="auto"/>
+        </w:rPr>
+        <w:t>                            Csv(fileName) + "," +</w:t>
+      </w:r>
+      <w:r>
+        <w:rPr>
+          <w:u w:color="auto"/>
+        </w:rPr>
+        <w:t>﻿</w:t>
+        <w:cr/>
+        <w:t/>
+      </w:r>
+      <w:r>
+        <w:rPr>
+          <w:rFonts w:eastAsia="微软雅黑" w:ascii="微软雅黑" w:hAnsi="微软雅黑" w:cs="微软雅黑"/>
+          <w:sz w:val="28"/>
+          <w:u w:color="auto"/>
+        </w:rPr>
+        <w:t>                            Csv(outputPath) + "," +</w:t>
+      </w:r>
+      <w:r>
+        <w:rPr>
+          <w:u w:color="auto"/>
+        </w:rPr>
+        <w:t>﻿</w:t>
+        <w:cr/>
+        <w:t/>
+      </w:r>
+      <w:r>
+        <w:rPr>
+          <w:rFonts w:eastAsia="微软雅黑" w:ascii="微软雅黑" w:hAnsi="微软雅黑" w:cs="微软雅黑"/>
+          <w:sz w:val="28"/>
+          <w:u w:color="auto"/>
+        </w:rPr>
+        <w:t>                            Csv(keptStates) + "," +</w:t>
+      </w:r>
+      <w:r>
+        <w:rPr>
+          <w:u w:color="auto"/>
+        </w:rPr>
+        <w:t>﻿</w:t>
+        <w:cr/>
+        <w:t/>
+      </w:r>
+      <w:r>
+        <w:rPr>
+          <w:rFonts w:eastAsia="微软雅黑" w:ascii="微软雅黑" w:hAnsi="微软雅黑" w:cs="微软雅黑"/>
+          <w:sz w:val="28"/>
+          <w:u w:color="auto"/>
+        </w:rPr>
+        <w:t>                            before + "," +</w:t>
+      </w:r>
+      <w:r>
+        <w:rPr>
+          <w:u w:color="auto"/>
+        </w:rPr>
+        <w:t>﻿</w:t>
+        <w:cr/>
+        <w:t/>
+      </w:r>
+      <w:r>
+        <w:rPr>
+          <w:rFonts w:eastAsia="微软雅黑" w:ascii="微软雅黑" w:hAnsi="微软雅黑" w:cs="微软雅黑"/>
+          <w:sz w:val="28"/>
+          <w:u w:color="auto"/>
+        </w:rPr>
+        <w:t>                            deleted + "," +</w:t>
+      </w:r>
+      <w:r>
+        <w:rPr>
+          <w:u w:color="auto"/>
+        </w:rPr>
+        <w:t>﻿</w:t>
+        <w:cr/>
+        <w:t/>
+      </w:r>
+      <w:r>
+        <w:rPr>
+          <w:rFonts w:eastAsia="微软雅黑" w:ascii="微软雅黑" w:hAnsi="微软雅黑" w:cs="微软雅黑"/>
+          <w:sz w:val="28"/>
+          <w:u w:color="auto"/>
+        </w:rPr>
+        <w:t>                            after + "," +</w:t>
+      </w:r>
+      <w:r>
+        <w:rPr>
+          <w:u w:color="auto"/>
+        </w:rPr>
+        <w:t>﻿</w:t>
+        <w:cr/>
+        <w:t/>
+      </w:r>
+      <w:r>
+        <w:rPr>
+          <w:rFonts w:eastAsia="微软雅黑" w:ascii="微软雅黑" w:hAnsi="微软雅黑" w:cs="微软雅黑"/>
+          <w:sz w:val="28"/>
+          <w:u w:color="auto"/>
+        </w:rPr>
+        <w:t>                            "FAILED," +</w:t>
+      </w:r>
+      <w:r>
+        <w:rPr>
+          <w:u w:color="auto"/>
+        </w:rPr>
+        <w:t>﻿</w:t>
+        <w:cr/>
+        <w:t/>
+      </w:r>
+      <w:r>
+        <w:rPr>
+          <w:rFonts w:eastAsia="微软雅黑" w:ascii="微软雅黑" w:hAnsi="微软雅黑" w:cs="微软雅黑"/>
+          <w:sz w:val="28"/>
+          <w:u w:color="auto"/>
+        </w:rPr>
+        <w:t>                            Csv(</w:t>
       </w:r>
       <w:hyperlink r:id="rId8" w:anchor="ex.Me">
         <w:r>
@@ -2784,57 +3974,59 @@
           <w:sz w:val="28"/>
           <w:u w:color="auto"/>
         </w:rPr>
-        <w:t>ssage);</w:t>
-      </w:r>
-      <w:r>
-        <w:rPr>
-          <w:u w:color="auto"/>
-        </w:rPr>
-        <w:t>﻿</w:t>
-        <w:cr/>
-        <w:t/>
-        <w:cr/>
-        <w:t/>
-      </w:r>
-      <w:r>
-        <w:rPr>
-          <w:rFonts w:eastAsia="微软雅黑" w:ascii="微软雅黑" w:hAnsi="微软雅黑" w:cs="微软雅黑"/>
-          <w:sz w:val="28"/>
-          <w:u w:color="auto"/>
-        </w:rPr>
-        <w:t>                        report.Add(Csv(Path.GetFileName(sourcePath)) + "," +</w:t>
-      </w:r>
-      <w:r>
-        <w:rPr>
-          <w:u w:color="auto"/>
-        </w:rPr>
-        <w:t>﻿</w:t>
-        <w:cr/>
-        <w:t/>
-      </w:r>
-      <w:r>
-        <w:rPr>
-          <w:rFonts w:eastAsia="微软雅黑" w:ascii="微软雅黑" w:hAnsi="微软雅黑" w:cs="微软雅黑"/>
-          <w:sz w:val="28"/>
-          <w:u w:color="auto"/>
-        </w:rPr>
-        <w:t>                            Csv(outputPath) + ",,0,0,0,FAILED," +</w:t>
-      </w:r>
-      <w:r>
-        <w:rPr>
-          <w:u w:color="auto"/>
-        </w:rPr>
-        <w:t>﻿</w:t>
-        <w:cr/>
-        <w:t/>
-      </w:r>
-      <w:r>
-        <w:rPr>
-          <w:rFonts w:eastAsia="微软雅黑" w:ascii="微软雅黑" w:hAnsi="微软雅黑" w:cs="微软雅黑"/>
-          <w:sz w:val="28"/>
-          <w:u w:color="auto"/>
-        </w:rPr>
-        <w:t>                            Csv(</w:t>
+        <w:t>ssage));</w:t>
+      </w:r>
+      <w:r>
+        <w:rPr>
+          <w:u w:color="auto"/>
+        </w:rPr>
+        <w:t>﻿</w:t>
+        <w:cr/>
+        <w:t/>
+        <w:cr/>
+        <w:t/>
+      </w:r>
+      <w:r>
+        <w:rPr>
+          <w:rFonts w:eastAsia="微软雅黑" w:ascii="微软雅黑" w:hAnsi="微软雅黑" w:cs="微软雅黑"/>
+          <w:sz w:val="28"/>
+          <w:u w:color="auto"/>
+        </w:rPr>
+        <w:t>                        Console.WriteLine(</w:t>
+      </w:r>
+      <w:r>
+        <w:rPr>
+          <w:u w:color="auto"/>
+        </w:rPr>
+        <w:t>﻿</w:t>
+        <w:cr/>
+        <w:t/>
+      </w:r>
+      <w:r>
+        <w:rPr>
+          <w:rFonts w:eastAsia="微软雅黑" w:ascii="微软雅黑" w:hAnsi="微软雅黑" w:cs="微软雅黑"/>
+          <w:sz w:val="28"/>
+          <w:u w:color="auto"/>
+        </w:rPr>
+        <w:t>                            "FAILED: " + fileName);</w:t>
+      </w:r>
+      <w:r>
+        <w:rPr>
+          <w:u w:color="auto"/>
+        </w:rPr>
+        <w:t>﻿</w:t>
+        <w:cr/>
+        <w:t/>
+        <w:cr/>
+        <w:t/>
+      </w:r>
+      <w:r>
+        <w:rPr>
+          <w:rFonts w:eastAsia="微软雅黑" w:ascii="微软雅黑" w:hAnsi="微软雅黑" w:cs="微软雅黑"/>
+          <w:sz w:val="28"/>
+          <w:u w:color="auto"/>
+        </w:rPr>
+        <w:t>                        Console.WriteLine(</w:t>
       </w:r>
       <w:hyperlink r:id="rId9" w:anchor="ex.Me">
         <w:r>
@@ -2859,25 +4051,331 @@
           <w:sz w:val="28"/>
           <w:u w:color="auto"/>
         </w:rPr>
-        <w:t>ssage));</w:t>
-      </w:r>
-      <w:r>
-        <w:rPr>
-          <w:u w:color="auto"/>
-        </w:rPr>
-        <w:t>﻿</w:t>
-        <w:cr/>
-        <w:t/>
-        <w:cr/>
-        <w:t/>
-      </w:r>
-      <w:r>
-        <w:rPr>
-          <w:rFonts w:eastAsia="微软雅黑" w:ascii="微软雅黑" w:hAnsi="微软雅黑" w:cs="微软雅黑"/>
-          <w:sz w:val="28"/>
-          <w:u w:color="auto"/>
-        </w:rPr>
-        <w:t>                        failed++;</w:t>
+        <w:t>ssage);</w:t>
+      </w:r>
+      <w:r>
+        <w:rPr>
+          <w:u w:color="auto"/>
+        </w:rPr>
+        <w:t>﻿</w:t>
+        <w:cr/>
+        <w:t/>
+        <w:cr/>
+        <w:t/>
+      </w:r>
+      <w:r>
+        <w:rPr>
+          <w:rFonts w:eastAsia="微软雅黑" w:ascii="微软雅黑" w:hAnsi="微软雅黑" w:cs="微软雅黑"/>
+          <w:sz w:val="28"/>
+          <w:u w:color="auto"/>
+        </w:rPr>
+        <w:t>                        // Remove the failed copy so it will not</w:t>
+      </w:r>
+      <w:r>
+        <w:rPr>
+          <w:u w:color="auto"/>
+        </w:rPr>
+        <w:t>﻿</w:t>
+        <w:cr/>
+        <w:t/>
+      </w:r>
+      <w:r>
+        <w:rPr>
+          <w:rFonts w:eastAsia="微软雅黑" w:ascii="微软雅黑" w:hAnsi="微软雅黑" w:cs="微软雅黑"/>
+          <w:sz w:val="28"/>
+          <w:u w:color="auto"/>
+        </w:rPr>
+        <w:t>                        // block a corrected retry.</w:t>
+      </w:r>
+      <w:r>
+        <w:rPr>
+          <w:u w:color="auto"/>
+        </w:rPr>
+        <w:t>﻿</w:t>
+        <w:cr/>
+        <w:t/>
+      </w:r>
+      <w:r>
+        <w:rPr>
+          <w:rFonts w:eastAsia="微软雅黑" w:ascii="微软雅黑" w:hAnsi="微软雅黑" w:cs="微软雅黑"/>
+          <w:sz w:val="28"/>
+          <w:u w:color="auto"/>
+        </w:rPr>
+        <w:t>                        if (outputCreated &amp;&amp; File.Exists(outputPath))</w:t>
+      </w:r>
+      <w:r>
+        <w:rPr>
+          <w:u w:color="auto"/>
+        </w:rPr>
+        <w:t>﻿</w:t>
+        <w:cr/>
+        <w:t/>
+      </w:r>
+      <w:r>
+        <w:rPr>
+          <w:rFonts w:eastAsia="微软雅黑" w:ascii="微软雅黑" w:hAnsi="微软雅黑" w:cs="微软雅黑"/>
+          <w:sz w:val="28"/>
+          <w:u w:color="auto"/>
+        </w:rPr>
+        <w:t>                        {</w:t>
+      </w:r>
+      <w:r>
+        <w:rPr>
+          <w:u w:color="auto"/>
+        </w:rPr>
+        <w:t>﻿</w:t>
+        <w:cr/>
+        <w:t/>
+      </w:r>
+      <w:r>
+        <w:rPr>
+          <w:rFonts w:eastAsia="微软雅黑" w:ascii="微软雅黑" w:hAnsi="微软雅黑" w:cs="微软雅黑"/>
+          <w:sz w:val="28"/>
+          <w:u w:color="auto"/>
+        </w:rPr>
+        <w:t>                            try</w:t>
+      </w:r>
+      <w:r>
+        <w:rPr>
+          <w:u w:color="auto"/>
+        </w:rPr>
+        <w:t>﻿</w:t>
+        <w:cr/>
+        <w:t/>
+      </w:r>
+      <w:r>
+        <w:rPr>
+          <w:rFonts w:eastAsia="微软雅黑" w:ascii="微软雅黑" w:hAnsi="微软雅黑" w:cs="微软雅黑"/>
+          <w:sz w:val="28"/>
+          <w:u w:color="auto"/>
+        </w:rPr>
+        <w:t>                            {</w:t>
+      </w:r>
+      <w:r>
+        <w:rPr>
+          <w:u w:color="auto"/>
+        </w:rPr>
+        <w:t>﻿</w:t>
+        <w:cr/>
+        <w:t/>
+      </w:r>
+      <w:r>
+        <w:rPr>
+          <w:rFonts w:eastAsia="微软雅黑" w:ascii="微软雅黑" w:hAnsi="微软雅黑" w:cs="微软雅黑"/>
+          <w:sz w:val="28"/>
+          <w:u w:color="auto"/>
+        </w:rPr>
+        <w:t>                                if (doc != null)</w:t>
+      </w:r>
+      <w:r>
+        <w:rPr>
+          <w:u w:color="auto"/>
+        </w:rPr>
+        <w:t>﻿</w:t>
+        <w:cr/>
+        <w:t/>
+      </w:r>
+      <w:r>
+        <w:rPr>
+          <w:rFonts w:eastAsia="微软雅黑" w:ascii="微软雅黑" w:hAnsi="微软雅黑" w:cs="微软雅黑"/>
+          <w:sz w:val="28"/>
+          <w:u w:color="auto"/>
+        </w:rPr>
+        <w:t>                                {</w:t>
+      </w:r>
+      <w:r>
+        <w:rPr>
+          <w:u w:color="auto"/>
+        </w:rPr>
+        <w:t>﻿</w:t>
+        <w:cr/>
+        <w:t/>
+      </w:r>
+      <w:r>
+        <w:rPr>
+          <w:rFonts w:eastAsia="微软雅黑" w:ascii="微软雅黑" w:hAnsi="微软雅黑" w:cs="微软雅黑"/>
+          <w:sz w:val="28"/>
+          <w:u w:color="auto"/>
+        </w:rPr>
+        <w:t>                                    doc.Close(true);</w:t>
+      </w:r>
+      <w:r>
+        <w:rPr>
+          <w:u w:color="auto"/>
+        </w:rPr>
+        <w:t>﻿</w:t>
+        <w:cr/>
+        <w:t/>
+      </w:r>
+      <w:r>
+        <w:rPr>
+          <w:rFonts w:eastAsia="微软雅黑" w:ascii="微软雅黑" w:hAnsi="微软雅黑" w:cs="微软雅黑"/>
+          <w:sz w:val="28"/>
+          <w:u w:color="auto"/>
+        </w:rPr>
+        <w:t>                                    doc = null;</w:t>
+      </w:r>
+      <w:r>
+        <w:rPr>
+          <w:u w:color="auto"/>
+        </w:rPr>
+        <w:t>﻿</w:t>
+        <w:cr/>
+        <w:t/>
+      </w:r>
+      <w:r>
+        <w:rPr>
+          <w:rFonts w:eastAsia="微软雅黑" w:ascii="微软雅黑" w:hAnsi="微软雅黑" w:cs="微软雅黑"/>
+          <w:sz w:val="28"/>
+          <w:u w:color="auto"/>
+        </w:rPr>
+        <w:t>                                }</w:t>
+      </w:r>
+      <w:r>
+        <w:rPr>
+          <w:u w:color="auto"/>
+        </w:rPr>
+        <w:t>﻿</w:t>
+        <w:cr/>
+        <w:t/>
+        <w:cr/>
+        <w:t/>
+      </w:r>
+      <w:r>
+        <w:rPr>
+          <w:rFonts w:eastAsia="微软雅黑" w:ascii="微软雅黑" w:hAnsi="微软雅黑" w:cs="微软雅黑"/>
+          <w:sz w:val="28"/>
+          <w:u w:color="auto"/>
+        </w:rPr>
+        <w:t>                                File.Delete(outputPath);</w:t>
+      </w:r>
+      <w:r>
+        <w:rPr>
+          <w:u w:color="auto"/>
+        </w:rPr>
+        <w:t>﻿</w:t>
+        <w:cr/>
+        <w:t/>
+      </w:r>
+      <w:r>
+        <w:rPr>
+          <w:rFonts w:eastAsia="微软雅黑" w:ascii="微软雅黑" w:hAnsi="微软雅黑" w:cs="微软雅黑"/>
+          <w:sz w:val="28"/>
+          <w:u w:color="auto"/>
+        </w:rPr>
+        <w:t>                            }</w:t>
+      </w:r>
+      <w:r>
+        <w:rPr>
+          <w:u w:color="auto"/>
+        </w:rPr>
+        <w:t>﻿</w:t>
+        <w:cr/>
+        <w:t/>
+      </w:r>
+      <w:r>
+        <w:rPr>
+          <w:rFonts w:eastAsia="微软雅黑" w:ascii="微软雅黑" w:hAnsi="微软雅黑" w:cs="微软雅黑"/>
+          <w:sz w:val="28"/>
+          <w:u w:color="auto"/>
+        </w:rPr>
+        <w:t>                            catch</w:t>
+      </w:r>
+      <w:r>
+        <w:rPr>
+          <w:u w:color="auto"/>
+        </w:rPr>
+        <w:t>﻿</w:t>
+        <w:cr/>
+        <w:t/>
+      </w:r>
+      <w:r>
+        <w:rPr>
+          <w:rFonts w:eastAsia="微软雅黑" w:ascii="微软雅黑" w:hAnsi="微软雅黑" w:cs="微软雅黑"/>
+          <w:sz w:val="28"/>
+          <w:u w:color="auto"/>
+        </w:rPr>
+        <w:t>                            {</w:t>
+      </w:r>
+      <w:r>
+        <w:rPr>
+          <w:u w:color="auto"/>
+        </w:rPr>
+        <w:t>﻿</w:t>
+        <w:cr/>
+        <w:t/>
+      </w:r>
+      <w:r>
+        <w:rPr>
+          <w:rFonts w:eastAsia="微软雅黑" w:ascii="微软雅黑" w:hAnsi="微软雅黑" w:cs="微软雅黑"/>
+          <w:sz w:val="28"/>
+          <w:u w:color="auto"/>
+        </w:rPr>
+        <w:t>                                Console.WriteLine(</w:t>
+      </w:r>
+      <w:r>
+        <w:rPr>
+          <w:u w:color="auto"/>
+        </w:rPr>
+        <w:t>﻿</w:t>
+        <w:cr/>
+        <w:t/>
+      </w:r>
+      <w:r>
+        <w:rPr>
+          <w:rFonts w:eastAsia="微软雅黑" w:ascii="微软雅黑" w:hAnsi="微软雅黑" w:cs="微软雅黑"/>
+          <w:sz w:val="28"/>
+          <w:u w:color="auto"/>
+        </w:rPr>
+        <w:t>                                    "Could not remove failed output copy: " +</w:t>
+      </w:r>
+      <w:r>
+        <w:rPr>
+          <w:u w:color="auto"/>
+        </w:rPr>
+        <w:t>﻿</w:t>
+        <w:cr/>
+        <w:t/>
+      </w:r>
+      <w:r>
+        <w:rPr>
+          <w:rFonts w:eastAsia="微软雅黑" w:ascii="微软雅黑" w:hAnsi="微软雅黑" w:cs="微软雅黑"/>
+          <w:sz w:val="28"/>
+          <w:u w:color="auto"/>
+        </w:rPr>
+        <w:t>                                    outputPath);</w:t>
+      </w:r>
+      <w:r>
+        <w:rPr>
+          <w:u w:color="auto"/>
+        </w:rPr>
+        <w:t>﻿</w:t>
+        <w:cr/>
+        <w:t/>
+      </w:r>
+      <w:r>
+        <w:rPr>
+          <w:rFonts w:eastAsia="微软雅黑" w:ascii="微软雅黑" w:hAnsi="微软雅黑" w:cs="微软雅黑"/>
+          <w:sz w:val="28"/>
+          <w:u w:color="auto"/>
+        </w:rPr>
+        <w:t>                            }</w:t>
+      </w:r>
+      <w:r>
+        <w:rPr>
+          <w:u w:color="auto"/>
+        </w:rPr>
+        <w:t>﻿</w:t>
+        <w:cr/>
+        <w:t/>
+      </w:r>
+      <w:r>
+        <w:rPr>
+          <w:rFonts w:eastAsia="微软雅黑" w:ascii="微软雅黑" w:hAnsi="微软雅黑" w:cs="微软雅黑"/>
+          <w:sz w:val="28"/>
+          <w:u w:color="auto"/>
+        </w:rPr>
+        <w:t>                        }</w:t>
       </w:r>
       <w:r>
         <w:rPr>
@@ -3005,7 +4503,7 @@
           <w:sz w:val="28"/>
           <w:u w:color="auto"/>
         </w:rPr>
-        <w:t>                                // Discard unsaved changes on failure.</w:t>
+        <w:t>                                // Skip another save on close.</w:t>
       </w:r>
       <w:r>
         <w:rPr>
@@ -3053,7 +4551,55 @@
           <w:sz w:val="28"/>
           <w:u w:color="auto"/>
         </w:rPr>
-        <w:t>                            catch { }</w:t>
+        <w:t>                            catch</w:t>
+      </w:r>
+      <w:r>
+        <w:rPr>
+          <w:u w:color="auto"/>
+        </w:rPr>
+        <w:t>﻿</w:t>
+        <w:cr/>
+        <w:t/>
+      </w:r>
+      <w:r>
+        <w:rPr>
+          <w:rFonts w:eastAsia="微软雅黑" w:ascii="微软雅黑" w:hAnsi="微软雅黑" w:cs="微软雅黑"/>
+          <w:sz w:val="28"/>
+          <w:u w:color="auto"/>
+        </w:rPr>
+        <w:t>                            {</w:t>
+      </w:r>
+      <w:r>
+        <w:rPr>
+          <w:u w:color="auto"/>
+        </w:rPr>
+        <w:t>﻿</w:t>
+        <w:cr/>
+        <w:t/>
+      </w:r>
+      <w:r>
+        <w:rPr>
+          <w:rFonts w:eastAsia="微软雅黑" w:ascii="微软雅黑" w:hAnsi="微软雅黑" w:cs="微软雅黑"/>
+          <w:sz w:val="28"/>
+          <w:u w:color="auto"/>
+        </w:rPr>
+        <w:t>                                // Continue processing remaining files.</w:t>
+      </w:r>
+      <w:r>
+        <w:rPr>
+          <w:u w:color="auto"/>
+        </w:rPr>
+        <w:t>﻿</w:t>
+        <w:cr/>
+        <w:t/>
+      </w:r>
+      <w:r>
+        <w:rPr>
+          <w:rFonts w:eastAsia="微软雅黑" w:ascii="微软雅黑" w:hAnsi="微软雅黑" w:cs="微软雅黑"/>
+          <w:sz w:val="28"/>
+          <w:u w:color="auto"/>
+        </w:rPr>
+        <w:t>                            }</w:t>
       </w:r>
       <w:r>
         <w:rPr>
@@ -3135,7 +4681,7 @@
           <w:sz w:val="28"/>
           <w:u w:color="auto"/>
         </w:rPr>
-        <w:t>                report.Add("Summary");</w:t>
+        <w:t>                report.Add("SUMMARY");</w:t>
       </w:r>
       <w:r>
         <w:rPr>
@@ -3217,7 +4763,39 @@
           <w:sz w:val="28"/>
           <w:u w:color="auto"/>
         </w:rPr>
-        <w:t>                    ReportPath, report, Encoding.UTF8);</w:t>
+        <w:t>                    ReportPath,</w:t>
+      </w:r>
+      <w:r>
+        <w:rPr>
+          <w:u w:color="auto"/>
+        </w:rPr>
+        <w:t>﻿</w:t>
+        <w:cr/>
+        <w:t/>
+      </w:r>
+      <w:r>
+        <w:rPr>
+          <w:rFonts w:eastAsia="微软雅黑" w:ascii="微软雅黑" w:hAnsi="微软雅黑" w:cs="微软雅黑"/>
+          <w:sz w:val="28"/>
+          <w:u w:color="auto"/>
+        </w:rPr>
+        <w:t>                    report,</w:t>
+      </w:r>
+      <w:r>
+        <w:rPr>
+          <w:u w:color="auto"/>
+        </w:rPr>
+        <w:t>﻿</w:t>
+        <w:cr/>
+        <w:t/>
+      </w:r>
+      <w:r>
+        <w:rPr>
+          <w:rFonts w:eastAsia="微软雅黑" w:ascii="微软雅黑" w:hAnsi="微软雅黑" w:cs="微软雅黑"/>
+          <w:sz w:val="28"/>
+          <w:u w:color="auto"/>
+        </w:rPr>
+        <w:t>                    Encoding.UTF8);</w:t>
       </w:r>
       <w:r>
         <w:rPr>
@@ -3315,7 +4893,39 @@
           <w:sz w:val="28"/>
           <w:u w:color="auto"/>
         </w:rPr>
-        <w:t>                Console.WriteLine("Report: " + ReportPath);</w:t>
+        <w:t>                Console.WriteLine();</w:t>
+      </w:r>
+      <w:r>
+        <w:rPr>
+          <w:u w:color="auto"/>
+        </w:rPr>
+        <w:t>﻿</w:t>
+        <w:cr/>
+        <w:t/>
+      </w:r>
+      <w:r>
+        <w:rPr>
+          <w:rFonts w:eastAsia="微软雅黑" w:ascii="微软雅黑" w:hAnsi="微软雅黑" w:cs="微软雅黑"/>
+          <w:sz w:val="28"/>
+          <w:u w:color="auto"/>
+        </w:rPr>
+        <w:t>                Console.WriteLine("Report saved to:");</w:t>
+      </w:r>
+      <w:r>
+        <w:rPr>
+          <w:u w:color="auto"/>
+        </w:rPr>
+        <w:t>﻿</w:t>
+        <w:cr/>
+        <w:t/>
+      </w:r>
+      <w:r>
+        <w:rPr>
+          <w:rFonts w:eastAsia="微软雅黑" w:ascii="微软雅黑" w:hAnsi="微软雅黑" w:cs="微软雅黑"/>
+          <w:sz w:val="28"/>
+          <w:u w:color="auto"/>
+        </w:rPr>
+        <w:t>                Console.WriteLine(ReportPath);</w:t>
       </w:r>
       <w:r>
         <w:rPr>
@@ -3484,7 +5094,23 @@
           <w:sz w:val="28"/>
           <w:u w:color="auto"/>
         </w:rPr>
-        <w:t xml:space="preserve">                Console.WriteLine("ERROR: " + </w:t>
+        <w:t>                Console.WriteLine(</w:t>
+      </w:r>
+      <w:r>
+        <w:rPr>
+          <w:u w:color="auto"/>
+        </w:rPr>
+        <w:t>﻿</w:t>
+        <w:cr/>
+        <w:t/>
+      </w:r>
+      <w:r>
+        <w:rPr>
+          <w:rFonts w:eastAsia="微软雅黑" w:ascii="微软雅黑" w:hAnsi="微软雅黑" w:cs="微软雅黑"/>
+          <w:sz w:val="28"/>
+          <w:u w:color="auto"/>
+        </w:rPr>
+        <w:t xml:space="preserve">                    "Error: " + </w:t>
       </w:r>
       <w:hyperlink r:id="rId11" w:anchor="ex.Me">
         <w:r>
@@ -3625,7 +5251,23 @@
           <w:sz w:val="28"/>
           <w:u w:color="auto"/>
         </w:rPr>
-        <w:t>            ModelStates states, string requiredName)</w:t>
+        <w:t>            ModelStates states,</w:t>
+      </w:r>
+      <w:r>
+        <w:rPr>
+          <w:u w:color="auto"/>
+        </w:rPr>
+        <w:t>﻿</w:t>
+        <w:cr/>
+        <w:t/>
+      </w:r>
+      <w:r>
+        <w:rPr>
+          <w:rFonts w:eastAsia="微软雅黑" w:ascii="微软雅黑" w:hAnsi="微软雅黑" w:cs="微软雅黑"/>
+          <w:sz w:val="28"/>
+          <w:u w:color="auto"/>
+        </w:rPr>
+        <w:t>            string targetName)</w:t>
       </w:r>
       <w:r>
         <w:rPr>
@@ -3689,23 +5331,73 @@
           <w:sz w:val="28"/>
           <w:u w:color="auto"/>
         </w:rPr>
-        <w:t>                if (NormalizeStateName(states[i].Name) ==</w:t>
-      </w:r>
-      <w:r>
-        <w:rPr>
-          <w:u w:color="auto"/>
-        </w:rPr>
-        <w:t>﻿</w:t>
-        <w:cr/>
-        <w:t/>
-      </w:r>
-      <w:r>
-        <w:rPr>
-          <w:rFonts w:eastAsia="微软雅黑" w:ascii="微软雅黑" w:hAnsi="微软雅黑" w:cs="微软雅黑"/>
-          <w:sz w:val="28"/>
-          <w:u w:color="auto"/>
-        </w:rPr>
-        <w:t>                    NormalizeStateName(requiredName))</w:t>
+        <w:t>                string name = NormalizeStateName(states[i].Name);</w:t>
+      </w:r>
+      <w:r>
+        <w:rPr>
+          <w:u w:color="auto"/>
+        </w:rPr>
+        <w:t>﻿</w:t>
+        <w:cr/>
+        <w:t/>
+        <w:cr/>
+        <w:t/>
+      </w:r>
+      <w:r>
+        <w:rPr>
+          <w:rFonts w:eastAsia="微软雅黑" w:ascii="微软雅黑" w:hAnsi="微软雅黑" w:cs="微软雅黑"/>
+          <w:sz w:val="28"/>
+          <w:u w:color="auto"/>
+        </w:rPr>
+        <w:t>                if (string.Equals(</w:t>
+      </w:r>
+      <w:r>
+        <w:rPr>
+          <w:u w:color="auto"/>
+        </w:rPr>
+        <w:t>﻿</w:t>
+        <w:cr/>
+        <w:t/>
+      </w:r>
+      <w:r>
+        <w:rPr>
+          <w:rFonts w:eastAsia="微软雅黑" w:ascii="微软雅黑" w:hAnsi="微软雅黑" w:cs="微软雅黑"/>
+          <w:sz w:val="28"/>
+          <w:u w:color="auto"/>
+        </w:rPr>
+        <w:t>                    name,</w:t>
+      </w:r>
+      <w:r>
+        <w:rPr>
+          <w:u w:color="auto"/>
+        </w:rPr>
+        <w:t>﻿</w:t>
+        <w:cr/>
+        <w:t/>
+      </w:r>
+      <w:r>
+        <w:rPr>
+          <w:rFonts w:eastAsia="微软雅黑" w:ascii="微软雅黑" w:hAnsi="微软雅黑" w:cs="微软雅黑"/>
+          <w:sz w:val="28"/>
+          <w:u w:color="auto"/>
+        </w:rPr>
+        <w:t>                    targetName,</w:t>
+      </w:r>
+      <w:r>
+        <w:rPr>
+          <w:u w:color="auto"/>
+        </w:rPr>
+        <w:t>﻿</w:t>
+        <w:cr/>
+        <w:t/>
+      </w:r>
+      <w:r>
+        <w:rPr>
+          <w:rFonts w:eastAsia="微软雅黑" w:ascii="微软雅黑" w:hAnsi="微软雅黑" w:cs="微软雅黑"/>
+          <w:sz w:val="28"/>
+          <w:u w:color="auto"/>
+        </w:rPr>
+        <w:t>                    StringComparison.OrdinalIgnoreCase))</w:t>
       </w:r>
       <w:r>
         <w:rPr>
@@ -3853,7 +5545,23 @@
           <w:sz w:val="28"/>
           <w:u w:color="auto"/>
         </w:rPr>
-        <w:t>            if (name == null)</w:t>
+        <w:t>            if (string.IsNullOrWhiteSpace(name))</w:t>
+      </w:r>
+      <w:r>
+        <w:rPr>
+          <w:u w:color="auto"/>
+        </w:rPr>
+        <w:t>﻿</w:t>
+        <w:cr/>
+        <w:t/>
+      </w:r>
+      <w:r>
+        <w:rPr>
+          <w:rFonts w:eastAsia="微软雅黑" w:ascii="微软雅黑" w:hAnsi="微软雅黑" w:cs="微软雅黑"/>
+          <w:sz w:val="28"/>
+          <w:u w:color="auto"/>
+        </w:rPr>
+        <w:t>            {</w:t>
       </w:r>
       <w:r>
         <w:rPr>
@@ -3878,6 +5586,22 @@
         <w:t>﻿</w:t>
         <w:cr/>
         <w:t/>
+      </w:r>
+      <w:r>
+        <w:rPr>
+          <w:rFonts w:eastAsia="微软雅黑" w:ascii="微软雅黑" w:hAnsi="微软雅黑" w:cs="微软雅黑"/>
+          <w:sz w:val="28"/>
+          <w:u w:color="auto"/>
+        </w:rPr>
+        <w:t>            }</w:t>
+      </w:r>
+      <w:r>
+        <w:rPr>
+          <w:u w:color="auto"/>
+        </w:rPr>
+        <w:t>﻿</w:t>
+        <w:cr/>
+        <w:t/>
         <w:cr/>
         <w:t/>
       </w:r>
@@ -3969,7 +5693,39 @@
           <w:sz w:val="28"/>
           <w:u w:color="auto"/>
         </w:rPr>
-        <w:t>                value = "";</w:t>
+        <w:t>            {</w:t>
+      </w:r>
+      <w:r>
+        <w:rPr>
+          <w:u w:color="auto"/>
+        </w:rPr>
+        <w:t>﻿</w:t>
+        <w:cr/>
+        <w:t/>
+      </w:r>
+      <w:r>
+        <w:rPr>
+          <w:rFonts w:eastAsia="微软雅黑" w:ascii="微软雅黑" w:hAnsi="微软雅黑" w:cs="微软雅黑"/>
+          <w:sz w:val="28"/>
+          <w:u w:color="auto"/>
+        </w:rPr>
+        <w:t>                return "\"\"";</w:t>
+      </w:r>
+      <w:r>
+        <w:rPr>
+          <w:u w:color="auto"/>
+        </w:rPr>
+        <w:t>﻿</w:t>
+        <w:cr/>
+        <w:t/>
+      </w:r>
+      <w:r>
+        <w:rPr>
+          <w:rFonts w:eastAsia="微软雅黑" w:ascii="微软雅黑" w:hAnsi="微软雅黑" w:cs="微软雅黑"/>
+          <w:sz w:val="28"/>
+          <w:u w:color="auto"/>
+        </w:rPr>
+        <w:t>            }</w:t>
       </w:r>
       <w:r>
         <w:rPr>
